--- a/DOCS/RESEND API STAYNEXAPP.docx
+++ b/DOCS/RESEND API STAYNEXAPP.docx
@@ -27,7 +27,7 @@
       </w:r>
       <w:r>
         <w:rPr>
-          <w:rStyle w:val="Destaquemayor"/>
+          <w:rStyle w:val="Strong"/>
         </w:rPr>
         <w:t>CRM vs operativa</w:t>
       </w:r>
@@ -102,7 +102,6 @@
           <w:numId w:val="1"/>
         </w:numPr>
         <w:tabs>
-          <w:tab w:val="clear" w:pos="709"/>
           <w:tab w:val="left" w:pos="709" w:leader="none"/>
         </w:tabs>
         <w:bidi w:val="0"/>
@@ -124,7 +123,6 @@
           <w:numId w:val="1"/>
         </w:numPr>
         <w:tabs>
-          <w:tab w:val="clear" w:pos="709"/>
           <w:tab w:val="left" w:pos="709" w:leader="none"/>
         </w:tabs>
         <w:bidi w:val="0"/>
@@ -146,7 +144,6 @@
           <w:numId w:val="1"/>
         </w:numPr>
         <w:tabs>
-          <w:tab w:val="clear" w:pos="709"/>
           <w:tab w:val="left" w:pos="709" w:leader="none"/>
         </w:tabs>
         <w:bidi w:val="0"/>
@@ -168,7 +165,6 @@
           <w:numId w:val="1"/>
         </w:numPr>
         <w:tabs>
-          <w:tab w:val="clear" w:pos="709"/>
           <w:tab w:val="left" w:pos="709" w:leader="none"/>
         </w:tabs>
         <w:bidi w:val="0"/>
@@ -190,7 +186,6 @@
           <w:numId w:val="1"/>
         </w:numPr>
         <w:tabs>
-          <w:tab w:val="clear" w:pos="709"/>
           <w:tab w:val="left" w:pos="709" w:leader="none"/>
         </w:tabs>
         <w:bidi w:val="0"/>
@@ -212,7 +207,6 @@
           <w:numId w:val="1"/>
         </w:numPr>
         <w:tabs>
-          <w:tab w:val="clear" w:pos="709"/>
           <w:tab w:val="left" w:pos="709" w:leader="none"/>
         </w:tabs>
         <w:bidi w:val="0"/>
@@ -238,7 +232,7 @@
       </w:r>
       <w:r>
         <w:rPr>
-          <w:rStyle w:val="Destaquemayor"/>
+          <w:rStyle w:val="Strong"/>
         </w:rPr>
         <w:t xml:space="preserve">va a </w:t>
       </w:r>
@@ -317,6 +311,7 @@
           <w:pgNumType w:fmt="decimal"/>
           <w:formProt w:val="false"/>
           <w:textDirection w:val="lrTb"/>
+          <w:docGrid w:type="default" w:linePitch="100" w:charSpace="0"/>
         </w:sectPr>
       </w:pPr>
     </w:p>
@@ -473,6 +468,7 @@
           <w:pgMar w:left="1134" w:right="1134" w:gutter="0" w:header="0" w:top="1134" w:footer="0" w:bottom="1134"/>
           <w:formProt w:val="false"/>
           <w:textDirection w:val="lrTb"/>
+          <w:docGrid w:type="default" w:linePitch="100" w:charSpace="0"/>
         </w:sectPr>
       </w:pPr>
     </w:p>
@@ -531,250 +527,6 @@
       <w:r>
         <w:rPr/>
         <w:t>2. TABLA DE LEADS (formularios web)</w:t>
-      </w:r>
-    </w:p>
-    <w:p>
-      <w:pPr>
-        <w:sectPr>
-          <w:type w:val="continuous"/>
-          <w:pgSz w:w="11906" w:h="16838"/>
-          <w:pgMar w:left="1134" w:right="1134" w:gutter="0" w:header="0" w:top="1134" w:footer="0" w:bottom="1134"/>
-          <w:pgNumType w:fmt="decimal"/>
-          <w:formProt w:val="false"/>
-          <w:textDirection w:val="lrTb"/>
-        </w:sectPr>
-      </w:pPr>
-    </w:p>
-    <w:p>
-      <w:pPr>
-        <w:pStyle w:val="Textopreformateado"/>
-        <w:bidi w:val="0"/>
-        <w:spacing w:before="0" w:after="0"/>
-        <w:jc w:val="left"/>
-        <w:rPr/>
-      </w:pPr>
-      <w:bookmarkStart w:id="0" w:name="code-block-viewer"/>
-      <w:bookmarkEnd w:id="0"/>
-      <w:r>
-        <w:rPr/>
-        <w:t>create table crm_leads (</w:t>
-      </w:r>
-    </w:p>
-    <w:p>
-      <w:pPr>
-        <w:pStyle w:val="Textopreformateado"/>
-        <w:bidi w:val="0"/>
-        <w:spacing w:before="0" w:after="0"/>
-        <w:jc w:val="left"/>
-        <w:rPr/>
-      </w:pPr>
-      <w:r>
-        <w:rPr/>
-        <w:t xml:space="preserve">  </w:t>
-      </w:r>
-      <w:r>
-        <w:rPr/>
-        <w:t>id uuid primary key default gen_random_uuid(),</w:t>
-      </w:r>
-    </w:p>
-    <w:p>
-      <w:pPr>
-        <w:pStyle w:val="Textopreformateado"/>
-        <w:bidi w:val="0"/>
-        <w:spacing w:before="0" w:after="0"/>
-        <w:jc w:val="left"/>
-        <w:rPr/>
-      </w:pPr>
-      <w:r>
-        <w:rPr/>
-        <w:t xml:space="preserve">  </w:t>
-      </w:r>
-      <w:r>
-        <w:rPr/>
-        <w:t>contact_id uuid references crm_contacts(id),</w:t>
-      </w:r>
-    </w:p>
-    <w:p>
-      <w:pPr>
-        <w:pStyle w:val="Textopreformateado"/>
-        <w:bidi w:val="0"/>
-        <w:spacing w:before="0" w:after="0"/>
-        <w:jc w:val="left"/>
-        <w:rPr/>
-      </w:pPr>
-      <w:r>
-        <w:rPr/>
-        <w:t xml:space="preserve">  </w:t>
-      </w:r>
-      <w:r>
-        <w:rPr/>
-        <w:t xml:space="preserve">source text not null, </w:t>
-      </w:r>
-    </w:p>
-    <w:p>
-      <w:pPr>
-        <w:pStyle w:val="Textopreformateado"/>
-        <w:bidi w:val="0"/>
-        <w:spacing w:before="0" w:after="0"/>
-        <w:jc w:val="left"/>
-        <w:rPr/>
-      </w:pPr>
-      <w:r>
-        <w:rPr/>
-        <w:t xml:space="preserve">  </w:t>
-      </w:r>
-      <w:r>
-        <w:rPr/>
-        <w:t>-- 'web_form', 'demo', 'contacto', 'manual'</w:t>
-      </w:r>
-    </w:p>
-    <w:p>
-      <w:pPr>
-        <w:pStyle w:val="Textopreformateado"/>
-        <w:bidi w:val="0"/>
-        <w:spacing w:before="0" w:after="0"/>
-        <w:jc w:val="left"/>
-        <w:rPr/>
-      </w:pPr>
-      <w:r>
-        <w:rPr/>
-        <w:t xml:space="preserve">  </w:t>
-      </w:r>
-      <w:r>
-        <w:rPr/>
-        <w:t xml:space="preserve">request_type text not null, </w:t>
-      </w:r>
-    </w:p>
-    <w:p>
-      <w:pPr>
-        <w:pStyle w:val="Textopreformateado"/>
-        <w:bidi w:val="0"/>
-        <w:spacing w:before="0" w:after="0"/>
-        <w:jc w:val="left"/>
-        <w:rPr/>
-      </w:pPr>
-      <w:r>
-        <w:rPr/>
-        <w:t xml:space="preserve">  </w:t>
-      </w:r>
-      <w:r>
-        <w:rPr/>
-        <w:t>-- 'demo' | 'contacto'</w:t>
-      </w:r>
-    </w:p>
-    <w:p>
-      <w:pPr>
-        <w:pStyle w:val="Textopreformateado"/>
-        <w:bidi w:val="0"/>
-        <w:spacing w:before="0" w:after="0"/>
-        <w:jc w:val="left"/>
-        <w:rPr/>
-      </w:pPr>
-      <w:r>
-        <w:rPr/>
-        <w:t xml:space="preserve">  </w:t>
-      </w:r>
-      <w:r>
-        <w:rPr/>
-        <w:t>accommodations text,</w:t>
-      </w:r>
-    </w:p>
-    <w:p>
-      <w:pPr>
-        <w:pStyle w:val="Textopreformateado"/>
-        <w:bidi w:val="0"/>
-        <w:spacing w:before="0" w:after="0"/>
-        <w:jc w:val="left"/>
-        <w:rPr/>
-      </w:pPr>
-      <w:r>
-        <w:rPr/>
-        <w:t xml:space="preserve">  </w:t>
-      </w:r>
-      <w:r>
-        <w:rPr/>
-        <w:t>plan text,</w:t>
-      </w:r>
-    </w:p>
-    <w:p>
-      <w:pPr>
-        <w:pStyle w:val="Textopreformateado"/>
-        <w:bidi w:val="0"/>
-        <w:spacing w:before="0" w:after="0"/>
-        <w:jc w:val="left"/>
-        <w:rPr/>
-      </w:pPr>
-      <w:r>
-        <w:rPr/>
-        <w:t xml:space="preserve">  </w:t>
-      </w:r>
-      <w:r>
-        <w:rPr/>
-        <w:t>message text,</w:t>
-      </w:r>
-    </w:p>
-    <w:p>
-      <w:pPr>
-        <w:pStyle w:val="Textopreformateado"/>
-        <w:bidi w:val="0"/>
-        <w:spacing w:before="0" w:after="0"/>
-        <w:jc w:val="left"/>
-        <w:rPr/>
-      </w:pPr>
-      <w:r>
-        <w:rPr/>
-        <w:t xml:space="preserve">  </w:t>
-      </w:r>
-      <w:r>
-        <w:rPr/>
-        <w:t>status text default 'new',</w:t>
-      </w:r>
-    </w:p>
-    <w:p>
-      <w:pPr>
-        <w:pStyle w:val="Textopreformateado"/>
-        <w:bidi w:val="0"/>
-        <w:spacing w:before="0" w:after="0"/>
-        <w:jc w:val="left"/>
-        <w:rPr/>
-      </w:pPr>
-      <w:r>
-        <w:rPr/>
-        <w:t xml:space="preserve">  </w:t>
-      </w:r>
-      <w:r>
-        <w:rPr/>
-        <w:t>-- new | contacted | qualified | closed</w:t>
-      </w:r>
-    </w:p>
-    <w:p>
-      <w:pPr>
-        <w:pStyle w:val="Textopreformateado"/>
-        <w:bidi w:val="0"/>
-        <w:spacing w:before="0" w:after="0"/>
-        <w:jc w:val="left"/>
-        <w:rPr/>
-      </w:pPr>
-      <w:r>
-        <w:rPr/>
-        <w:t xml:space="preserve">  </w:t>
-      </w:r>
-      <w:r>
-        <w:rPr/>
-        <w:t>created_at timestamptz default now()</w:t>
-      </w:r>
-    </w:p>
-    <w:p>
-      <w:pPr>
-        <w:pStyle w:val="Textopreformateado"/>
-        <w:bidi w:val="0"/>
-        <w:spacing w:before="0" w:after="0"/>
-        <w:jc w:val="left"/>
-        <w:rPr/>
-      </w:pPr>
-      <w:r>
-        <w:rPr/>
-        <w:t>);</w:t>
       </w:r>
     </w:p>
     <w:p>
@@ -785,90 +537,23 @@
           <w:pgMar w:left="1134" w:right="1134" w:gutter="0" w:header="0" w:top="1134" w:footer="0" w:bottom="1134"/>
           <w:formProt w:val="false"/>
           <w:textDirection w:val="lrTb"/>
+          <w:docGrid w:type="default" w:linePitch="100" w:charSpace="0"/>
         </w:sectPr>
       </w:pPr>
     </w:p>
     <w:p>
       <w:pPr>
-        <w:pStyle w:val="Cuerpodetexto"/>
-        <w:bidi w:val="0"/>
-        <w:spacing w:lineRule="auto" w:line="276" w:before="0" w:after="140"/>
-        <w:jc w:val="left"/>
-        <w:rPr/>
-      </w:pPr>
-      <w:r>
-        <w:rPr/>
-        <w:t xml:space="preserve">👉 </w:t>
-      </w:r>
-      <w:r>
-        <w:rPr/>
-        <w:t xml:space="preserve">Aquí guardas </w:t>
-      </w:r>
-      <w:r>
-        <w:rPr>
-          <w:rStyle w:val="Destaquemayor"/>
-        </w:rPr>
-        <w:t>cada envío del formulario</w:t>
-      </w:r>
-      <w:r>
-        <w:rPr/>
-        <w:br/>
-        <w:t>👉 Un contacto puede tener varios leads</w:t>
-      </w:r>
-    </w:p>
-    <w:p>
-      <w:pPr>
-        <w:pStyle w:val="Lneahorizontal"/>
-        <w:suppressLineNumbers/>
-        <w:pBdr>
-          <w:bottom w:val="double" w:sz="2" w:space="0" w:color="808080"/>
-        </w:pBdr>
-        <w:bidi w:val="0"/>
-        <w:spacing w:before="0" w:after="283"/>
-        <w:jc w:val="left"/>
-        <w:rPr/>
-      </w:pPr>
-      <w:r>
-        <w:rPr/>
-      </w:r>
-    </w:p>
-    <w:p>
-      <w:pPr>
-        <w:pStyle w:val="Ttulo2"/>
-        <w:bidi w:val="0"/>
-        <w:jc w:val="left"/>
-        <w:rPr/>
-      </w:pPr>
-      <w:r>
-        <w:rPr/>
-        <w:t>3. TABLA DE EMAILS (CLAVE)</w:t>
-      </w:r>
-    </w:p>
-    <w:p>
-      <w:pPr>
-        <w:sectPr>
-          <w:type w:val="continuous"/>
-          <w:pgSz w:w="11906" w:h="16838"/>
-          <w:pgMar w:left="1134" w:right="1134" w:gutter="0" w:header="0" w:top="1134" w:footer="0" w:bottom="1134"/>
-          <w:pgNumType w:fmt="decimal"/>
-          <w:formProt w:val="false"/>
-          <w:textDirection w:val="lrTb"/>
-        </w:sectPr>
-      </w:pPr>
-    </w:p>
-    <w:p>
-      <w:pPr>
-        <w:pStyle w:val="Textopreformateado"/>
-        <w:bidi w:val="0"/>
-        <w:spacing w:before="0" w:after="0"/>
-        <w:jc w:val="left"/>
-        <w:rPr/>
-      </w:pPr>
-      <w:bookmarkStart w:id="1" w:name="code-block-viewer1"/>
-      <w:bookmarkEnd w:id="1"/>
-      <w:r>
-        <w:rPr/>
-        <w:t>create table crm_emails (</w:t>
+        <w:pStyle w:val="Textopreformateado"/>
+        <w:bidi w:val="0"/>
+        <w:spacing w:before="0" w:after="0"/>
+        <w:jc w:val="left"/>
+        <w:rPr/>
+      </w:pPr>
+      <w:bookmarkStart w:id="0" w:name="code-block-viewer"/>
+      <w:bookmarkEnd w:id="0"/>
+      <w:r>
+        <w:rPr/>
+        <w:t>create table crm_leads (</w:t>
       </w:r>
     </w:p>
     <w:p>
@@ -919,177 +604,143 @@
       </w:r>
       <w:r>
         <w:rPr/>
-        <w:t>lead_id uuid references crm_leads(id),</w:t>
-      </w:r>
-    </w:p>
-    <w:p>
-      <w:pPr>
-        <w:pStyle w:val="Textopreformateado"/>
-        <w:bidi w:val="0"/>
-        <w:spacing w:before="0" w:after="0"/>
-        <w:jc w:val="left"/>
-        <w:rPr/>
-      </w:pPr>
-      <w:r>
-        <w:rPr/>
-        <w:t xml:space="preserve">  </w:t>
-      </w:r>
-      <w:r>
-        <w:rPr/>
-        <w:t xml:space="preserve">direction text not null, </w:t>
-      </w:r>
-    </w:p>
-    <w:p>
-      <w:pPr>
-        <w:pStyle w:val="Textopreformateado"/>
-        <w:bidi w:val="0"/>
-        <w:spacing w:before="0" w:after="0"/>
-        <w:jc w:val="left"/>
-        <w:rPr/>
-      </w:pPr>
-      <w:r>
-        <w:rPr/>
-        <w:t xml:space="preserve">  </w:t>
-      </w:r>
-      <w:r>
-        <w:rPr/>
-        <w:t>-- 'inbound' | 'outbound'</w:t>
-      </w:r>
-    </w:p>
-    <w:p>
-      <w:pPr>
-        <w:pStyle w:val="Textopreformateado"/>
-        <w:bidi w:val="0"/>
-        <w:spacing w:before="0" w:after="0"/>
-        <w:jc w:val="left"/>
-        <w:rPr/>
-      </w:pPr>
-      <w:r>
-        <w:rPr/>
-        <w:t xml:space="preserve">  </w:t>
-      </w:r>
-      <w:r>
-        <w:rPr/>
-        <w:t>subject text,</w:t>
-      </w:r>
-    </w:p>
-    <w:p>
-      <w:pPr>
-        <w:pStyle w:val="Textopreformateado"/>
-        <w:bidi w:val="0"/>
-        <w:spacing w:before="0" w:after="0"/>
-        <w:jc w:val="left"/>
-        <w:rPr/>
-      </w:pPr>
-      <w:r>
-        <w:rPr/>
-        <w:t xml:space="preserve">  </w:t>
-      </w:r>
-      <w:r>
-        <w:rPr/>
-        <w:t>body text,</w:t>
-      </w:r>
-    </w:p>
-    <w:p>
-      <w:pPr>
-        <w:pStyle w:val="Textopreformateado"/>
-        <w:bidi w:val="0"/>
-        <w:spacing w:before="0" w:after="0"/>
-        <w:jc w:val="left"/>
-        <w:rPr/>
-      </w:pPr>
-      <w:r>
-        <w:rPr/>
-        <w:t xml:space="preserve">  </w:t>
-      </w:r>
-      <w:r>
-        <w:rPr/>
-        <w:t>from_email text,</w:t>
-      </w:r>
-    </w:p>
-    <w:p>
-      <w:pPr>
-        <w:pStyle w:val="Textopreformateado"/>
-        <w:bidi w:val="0"/>
-        <w:spacing w:before="0" w:after="0"/>
-        <w:jc w:val="left"/>
-        <w:rPr/>
-      </w:pPr>
-      <w:r>
-        <w:rPr/>
-        <w:t xml:space="preserve">  </w:t>
-      </w:r>
-      <w:r>
-        <w:rPr/>
-        <w:t>to_email text,</w:t>
-      </w:r>
-    </w:p>
-    <w:p>
-      <w:pPr>
-        <w:pStyle w:val="Textopreformateado"/>
-        <w:bidi w:val="0"/>
-        <w:spacing w:before="0" w:after="0"/>
-        <w:jc w:val="left"/>
-        <w:rPr/>
-      </w:pPr>
-      <w:r>
-        <w:rPr/>
-        <w:t xml:space="preserve">  </w:t>
-      </w:r>
-      <w:r>
-        <w:rPr/>
-        <w:t>status text default 'sent',</w:t>
-      </w:r>
-    </w:p>
-    <w:p>
-      <w:pPr>
-        <w:pStyle w:val="Textopreformateado"/>
-        <w:bidi w:val="0"/>
-        <w:spacing w:before="0" w:after="0"/>
-        <w:jc w:val="left"/>
-        <w:rPr/>
-      </w:pPr>
-      <w:r>
-        <w:rPr/>
-        <w:t xml:space="preserve">  </w:t>
-      </w:r>
-      <w:r>
-        <w:rPr/>
-        <w:t>-- sent | delivered | opened | failed</w:t>
-      </w:r>
-    </w:p>
-    <w:p>
-      <w:pPr>
-        <w:pStyle w:val="Textopreformateado"/>
-        <w:bidi w:val="0"/>
-        <w:spacing w:before="0" w:after="0"/>
-        <w:jc w:val="left"/>
-        <w:rPr/>
-      </w:pPr>
-      <w:r>
-        <w:rPr/>
-        <w:t xml:space="preserve">  </w:t>
-      </w:r>
-      <w:r>
-        <w:rPr/>
-        <w:t>provider text default 'resend',</w:t>
-      </w:r>
-    </w:p>
-    <w:p>
-      <w:pPr>
-        <w:pStyle w:val="Textopreformateado"/>
-        <w:bidi w:val="0"/>
-        <w:spacing w:before="0" w:after="0"/>
-        <w:jc w:val="left"/>
-        <w:rPr/>
-      </w:pPr>
-      <w:r>
-        <w:rPr/>
-        <w:t xml:space="preserve">  </w:t>
-      </w:r>
-      <w:r>
-        <w:rPr/>
-        <w:t>provider_id text, -- id de resend</w:t>
+        <w:t xml:space="preserve">source text not null, </w:t>
+      </w:r>
+    </w:p>
+    <w:p>
+      <w:pPr>
+        <w:pStyle w:val="Textopreformateado"/>
+        <w:bidi w:val="0"/>
+        <w:spacing w:before="0" w:after="0"/>
+        <w:jc w:val="left"/>
+        <w:rPr/>
+      </w:pPr>
+      <w:r>
+        <w:rPr/>
+        <w:t xml:space="preserve">  </w:t>
+      </w:r>
+      <w:r>
+        <w:rPr/>
+        <w:t>-- 'web_form', 'demo', 'contacto', 'manual'</w:t>
+      </w:r>
+    </w:p>
+    <w:p>
+      <w:pPr>
+        <w:pStyle w:val="Textopreformateado"/>
+        <w:bidi w:val="0"/>
+        <w:spacing w:before="0" w:after="0"/>
+        <w:jc w:val="left"/>
+        <w:rPr/>
+      </w:pPr>
+      <w:r>
+        <w:rPr/>
+        <w:t xml:space="preserve">  </w:t>
+      </w:r>
+      <w:r>
+        <w:rPr/>
+        <w:t xml:space="preserve">request_type text not null, </w:t>
+      </w:r>
+    </w:p>
+    <w:p>
+      <w:pPr>
+        <w:pStyle w:val="Textopreformateado"/>
+        <w:bidi w:val="0"/>
+        <w:spacing w:before="0" w:after="0"/>
+        <w:jc w:val="left"/>
+        <w:rPr/>
+      </w:pPr>
+      <w:r>
+        <w:rPr/>
+        <w:t xml:space="preserve">  </w:t>
+      </w:r>
+      <w:r>
+        <w:rPr/>
+        <w:t>-- 'demo' | 'contacto'</w:t>
+      </w:r>
+    </w:p>
+    <w:p>
+      <w:pPr>
+        <w:pStyle w:val="Textopreformateado"/>
+        <w:bidi w:val="0"/>
+        <w:spacing w:before="0" w:after="0"/>
+        <w:jc w:val="left"/>
+        <w:rPr/>
+      </w:pPr>
+      <w:r>
+        <w:rPr/>
+        <w:t xml:space="preserve">  </w:t>
+      </w:r>
+      <w:r>
+        <w:rPr/>
+        <w:t>accommodations text,</w:t>
+      </w:r>
+    </w:p>
+    <w:p>
+      <w:pPr>
+        <w:pStyle w:val="Textopreformateado"/>
+        <w:bidi w:val="0"/>
+        <w:spacing w:before="0" w:after="0"/>
+        <w:jc w:val="left"/>
+        <w:rPr/>
+      </w:pPr>
+      <w:r>
+        <w:rPr/>
+        <w:t xml:space="preserve">  </w:t>
+      </w:r>
+      <w:r>
+        <w:rPr/>
+        <w:t>plan text,</w:t>
+      </w:r>
+    </w:p>
+    <w:p>
+      <w:pPr>
+        <w:pStyle w:val="Textopreformateado"/>
+        <w:bidi w:val="0"/>
+        <w:spacing w:before="0" w:after="0"/>
+        <w:jc w:val="left"/>
+        <w:rPr/>
+      </w:pPr>
+      <w:r>
+        <w:rPr/>
+        <w:t xml:space="preserve">  </w:t>
+      </w:r>
+      <w:r>
+        <w:rPr/>
+        <w:t>message text,</w:t>
+      </w:r>
+    </w:p>
+    <w:p>
+      <w:pPr>
+        <w:pStyle w:val="Textopreformateado"/>
+        <w:bidi w:val="0"/>
+        <w:spacing w:before="0" w:after="0"/>
+        <w:jc w:val="left"/>
+        <w:rPr/>
+      </w:pPr>
+      <w:r>
+        <w:rPr/>
+        <w:t xml:space="preserve">  </w:t>
+      </w:r>
+      <w:r>
+        <w:rPr/>
+        <w:t>status text default 'new',</w:t>
+      </w:r>
+    </w:p>
+    <w:p>
+      <w:pPr>
+        <w:pStyle w:val="Textopreformateado"/>
+        <w:bidi w:val="0"/>
+        <w:spacing w:before="0" w:after="0"/>
+        <w:jc w:val="left"/>
+        <w:rPr/>
+      </w:pPr>
+      <w:r>
+        <w:rPr/>
+        <w:t xml:space="preserve">  </w:t>
+      </w:r>
+      <w:r>
+        <w:rPr/>
+        <w:t>-- new | contacted | qualified | closed</w:t>
       </w:r>
     </w:p>
     <w:p>
@@ -1130,6 +781,7 @@
           <w:pgMar w:left="1134" w:right="1134" w:gutter="0" w:header="0" w:top="1134" w:footer="0" w:bottom="1134"/>
           <w:formProt w:val="false"/>
           <w:textDirection w:val="lrTb"/>
+          <w:docGrid w:type="default" w:linePitch="100" w:charSpace="0"/>
         </w:sectPr>
       </w:pPr>
     </w:p>
@@ -1147,78 +799,29 @@
       </w:r>
       <w:r>
         <w:rPr/>
-        <w:t>Esto es lo que necesitas para:</w:t>
-      </w:r>
-    </w:p>
-    <w:p>
-      <w:pPr>
-        <w:pStyle w:val="Cuerpodetexto"/>
-        <w:numPr>
-          <w:ilvl w:val="0"/>
-          <w:numId w:val="2"/>
-        </w:numPr>
-        <w:tabs>
-          <w:tab w:val="clear" w:pos="709"/>
-          <w:tab w:val="left" w:pos="709" w:leader="none"/>
-        </w:tabs>
-        <w:bidi w:val="0"/>
-        <w:spacing w:before="0" w:after="0"/>
-        <w:ind w:left="709" w:hanging="283"/>
-        <w:jc w:val="left"/>
-        <w:rPr/>
-      </w:pPr>
-      <w:r>
-        <w:rPr/>
-        <w:t xml:space="preserve">ver histórico </w:t>
-      </w:r>
-    </w:p>
-    <w:p>
-      <w:pPr>
-        <w:pStyle w:val="Cuerpodetexto"/>
-        <w:numPr>
-          <w:ilvl w:val="0"/>
-          <w:numId w:val="2"/>
-        </w:numPr>
-        <w:tabs>
-          <w:tab w:val="clear" w:pos="709"/>
-          <w:tab w:val="left" w:pos="709" w:leader="none"/>
-        </w:tabs>
-        <w:bidi w:val="0"/>
-        <w:spacing w:before="0" w:after="0"/>
-        <w:ind w:left="709" w:hanging="283"/>
-        <w:jc w:val="left"/>
-        <w:rPr/>
-      </w:pPr>
-      <w:r>
-        <w:rPr/>
-        <w:t xml:space="preserve">montar bandeja tipo Gmail (como la que ya tienes) </w:t>
-      </w:r>
-    </w:p>
-    <w:p>
-      <w:pPr>
-        <w:pStyle w:val="Cuerpodetexto"/>
-        <w:numPr>
-          <w:ilvl w:val="0"/>
-          <w:numId w:val="2"/>
-        </w:numPr>
-        <w:tabs>
-          <w:tab w:val="clear" w:pos="709"/>
-          <w:tab w:val="left" w:pos="709" w:leader="none"/>
-        </w:tabs>
-        <w:bidi w:val="0"/>
-        <w:ind w:left="709" w:hanging="283"/>
-        <w:jc w:val="left"/>
-        <w:rPr/>
-      </w:pPr>
-      <w:r>
-        <w:rPr/>
-        <w:t xml:space="preserve">hacer seguimiento real </w:t>
+        <w:t xml:space="preserve">Aquí guardas </w:t>
+      </w:r>
+      <w:r>
+        <w:rPr>
+          <w:rStyle w:val="Strong"/>
+        </w:rPr>
+        <w:t>cada envío del formulario</w:t>
+      </w:r>
+      <w:r>
+        <w:rPr/>
+        <w:br/>
+        <w:t>👉 Un contacto puede tener varios leads</w:t>
       </w:r>
     </w:p>
     <w:p>
       <w:pPr>
         <w:pStyle w:val="Lneahorizontal"/>
-        <w:bidi w:val="0"/>
+        <w:suppressLineNumbers/>
+        <w:pBdr>
+          <w:bottom w:val="double" w:sz="2" w:space="0" w:color="808080"/>
+        </w:pBdr>
+        <w:bidi w:val="0"/>
+        <w:spacing w:before="0" w:after="283"/>
         <w:jc w:val="left"/>
         <w:rPr/>
       </w:pPr>
@@ -1235,149 +838,7 @@
       </w:pPr>
       <w:r>
         <w:rPr/>
-        <w:t>4. (OPCIONAL PERO RECOMENDADO) EVENTOS</w:t>
-      </w:r>
-    </w:p>
-    <w:p>
-      <w:pPr>
-        <w:sectPr>
-          <w:type w:val="continuous"/>
-          <w:pgSz w:w="11906" w:h="16838"/>
-          <w:pgMar w:left="1134" w:right="1134" w:gutter="0" w:header="0" w:top="1134" w:footer="0" w:bottom="1134"/>
-          <w:pgNumType w:fmt="decimal"/>
-          <w:formProt w:val="false"/>
-          <w:textDirection w:val="lrTb"/>
-        </w:sectPr>
-      </w:pPr>
-    </w:p>
-    <w:p>
-      <w:pPr>
-        <w:pStyle w:val="Textopreformateado"/>
-        <w:bidi w:val="0"/>
-        <w:spacing w:before="0" w:after="0"/>
-        <w:jc w:val="left"/>
-        <w:rPr/>
-      </w:pPr>
-      <w:bookmarkStart w:id="2" w:name="code-block-viewer2"/>
-      <w:bookmarkEnd w:id="2"/>
-      <w:r>
-        <w:rPr/>
-        <w:t>create table crm_events (</w:t>
-      </w:r>
-    </w:p>
-    <w:p>
-      <w:pPr>
-        <w:pStyle w:val="Textopreformateado"/>
-        <w:bidi w:val="0"/>
-        <w:spacing w:before="0" w:after="0"/>
-        <w:jc w:val="left"/>
-        <w:rPr/>
-      </w:pPr>
-      <w:r>
-        <w:rPr/>
-        <w:t xml:space="preserve">  </w:t>
-      </w:r>
-      <w:r>
-        <w:rPr/>
-        <w:t>id uuid primary key default gen_random_uuid(),</w:t>
-      </w:r>
-    </w:p>
-    <w:p>
-      <w:pPr>
-        <w:pStyle w:val="Textopreformateado"/>
-        <w:bidi w:val="0"/>
-        <w:spacing w:before="0" w:after="0"/>
-        <w:jc w:val="left"/>
-        <w:rPr/>
-      </w:pPr>
-      <w:r>
-        <w:rPr/>
-        <w:t xml:space="preserve">  </w:t>
-      </w:r>
-      <w:r>
-        <w:rPr/>
-        <w:t>contact_id uuid references crm_contacts(id),</w:t>
-      </w:r>
-    </w:p>
-    <w:p>
-      <w:pPr>
-        <w:pStyle w:val="Textopreformateado"/>
-        <w:bidi w:val="0"/>
-        <w:spacing w:before="0" w:after="0"/>
-        <w:jc w:val="left"/>
-        <w:rPr/>
-      </w:pPr>
-      <w:r>
-        <w:rPr/>
-        <w:t xml:space="preserve">  </w:t>
-      </w:r>
-      <w:r>
-        <w:rPr/>
-        <w:t xml:space="preserve">type text, </w:t>
-      </w:r>
-    </w:p>
-    <w:p>
-      <w:pPr>
-        <w:pStyle w:val="Textopreformateado"/>
-        <w:bidi w:val="0"/>
-        <w:spacing w:before="0" w:after="0"/>
-        <w:jc w:val="left"/>
-        <w:rPr/>
-      </w:pPr>
-      <w:r>
-        <w:rPr/>
-        <w:t xml:space="preserve">  </w:t>
-      </w:r>
-      <w:r>
-        <w:rPr/>
-        <w:t>-- email_sent, email_opened, lead_created, etc</w:t>
-      </w:r>
-    </w:p>
-    <w:p>
-      <w:pPr>
-        <w:pStyle w:val="Textopreformateado"/>
-        <w:bidi w:val="0"/>
-        <w:spacing w:before="0" w:after="0"/>
-        <w:jc w:val="left"/>
-        <w:rPr/>
-      </w:pPr>
-      <w:r>
-        <w:rPr/>
-        <w:t xml:space="preserve">  </w:t>
-      </w:r>
-      <w:r>
-        <w:rPr/>
-        <w:t>data jsonb,</w:t>
-      </w:r>
-    </w:p>
-    <w:p>
-      <w:pPr>
-        <w:pStyle w:val="Textopreformateado"/>
-        <w:bidi w:val="0"/>
-        <w:spacing w:before="0" w:after="0"/>
-        <w:jc w:val="left"/>
-        <w:rPr/>
-      </w:pPr>
-      <w:r>
-        <w:rPr/>
-        <w:t xml:space="preserve">  </w:t>
-      </w:r>
-      <w:r>
-        <w:rPr/>
-        <w:t>created_at timestamptz default now()</w:t>
-      </w:r>
-    </w:p>
-    <w:p>
-      <w:pPr>
-        <w:pStyle w:val="Textopreformateado"/>
-        <w:bidi w:val="0"/>
-        <w:spacing w:before="0" w:after="0"/>
-        <w:jc w:val="left"/>
-        <w:rPr/>
-      </w:pPr>
-      <w:r>
-        <w:rPr/>
-        <w:t>);</w:t>
+        <w:t>3. TABLA DE EMAILS (CLAVE)</w:t>
       </w:r>
     </w:p>
     <w:p>
@@ -1388,108 +849,274 @@
           <w:pgMar w:left="1134" w:right="1134" w:gutter="0" w:header="0" w:top="1134" w:footer="0" w:bottom="1134"/>
           <w:formProt w:val="false"/>
           <w:textDirection w:val="lrTb"/>
+          <w:docGrid w:type="default" w:linePitch="100" w:charSpace="0"/>
         </w:sectPr>
       </w:pPr>
     </w:p>
     <w:p>
       <w:pPr>
-        <w:pStyle w:val="Cuerpodetexto"/>
-        <w:bidi w:val="0"/>
-        <w:spacing w:lineRule="auto" w:line="276" w:before="0" w:after="140"/>
-        <w:jc w:val="left"/>
-        <w:rPr/>
-      </w:pPr>
-      <w:r>
-        <w:rPr/>
-        <w:t xml:space="preserve">👉 </w:t>
-      </w:r>
-      <w:r>
-        <w:rPr/>
-        <w:t>Esto te permite crecer sin romper nada</w:t>
-      </w:r>
-    </w:p>
-    <w:p>
-      <w:pPr>
-        <w:pStyle w:val="Lneahorizontal"/>
-        <w:suppressLineNumbers/>
-        <w:pBdr>
-          <w:bottom w:val="double" w:sz="2" w:space="0" w:color="808080"/>
-        </w:pBdr>
-        <w:bidi w:val="0"/>
-        <w:spacing w:before="0" w:after="283"/>
-        <w:jc w:val="left"/>
-        <w:rPr/>
-      </w:pPr>
-      <w:r>
-        <w:rPr/>
-      </w:r>
-    </w:p>
-    <w:p>
-      <w:pPr>
-        <w:pStyle w:val="Ttulo1"/>
-        <w:bidi w:val="0"/>
-        <w:jc w:val="left"/>
-        <w:rPr/>
-      </w:pPr>
-      <w:r>
-        <w:rPr/>
-        <w:t xml:space="preserve">🔥 </w:t>
-      </w:r>
-      <w:r>
-        <w:rPr/>
-        <w:t>FLUJO REAL (muy importante)</w:t>
-      </w:r>
-    </w:p>
-    <w:p>
-      <w:pPr>
-        <w:pStyle w:val="Cuerpodetexto"/>
-        <w:bidi w:val="0"/>
-        <w:spacing w:lineRule="auto" w:line="276" w:before="0" w:after="140"/>
-        <w:jc w:val="left"/>
-        <w:rPr/>
-      </w:pPr>
-      <w:r>
-        <w:rPr/>
-        <w:t>Cuando alguien envía el formulario:</w:t>
-      </w:r>
-    </w:p>
-    <w:p>
-      <w:pPr>
-        <w:pStyle w:val="Ttulo2"/>
-        <w:bidi w:val="0"/>
-        <w:jc w:val="left"/>
-        <w:rPr/>
-      </w:pPr>
-      <w:r>
-        <w:rPr/>
-        <w:t>1. Buscar contacto</w:t>
-      </w:r>
-    </w:p>
-    <w:p>
-      <w:pPr>
-        <w:sectPr>
-          <w:type w:val="continuous"/>
-          <w:pgSz w:w="11906" w:h="16838"/>
-          <w:pgMar w:left="1134" w:right="1134" w:gutter="0" w:header="0" w:top="1134" w:footer="0" w:bottom="1134"/>
-          <w:pgNumType w:fmt="decimal"/>
-          <w:formProt w:val="false"/>
-          <w:textDirection w:val="lrTb"/>
-        </w:sectPr>
-      </w:pPr>
-    </w:p>
-    <w:p>
-      <w:pPr>
-        <w:pStyle w:val="Textopreformateado"/>
-        <w:bidi w:val="0"/>
-        <w:spacing w:before="0" w:after="0"/>
-        <w:jc w:val="left"/>
-        <w:rPr/>
-      </w:pPr>
-      <w:bookmarkStart w:id="3" w:name="code-block-viewer3"/>
-      <w:bookmarkEnd w:id="3"/>
-      <w:r>
-        <w:rPr/>
-        <w:t>select * from crm_contacts where email = ?</w:t>
+        <w:pStyle w:val="Textopreformateado"/>
+        <w:bidi w:val="0"/>
+        <w:spacing w:before="0" w:after="0"/>
+        <w:jc w:val="left"/>
+        <w:rPr/>
+      </w:pPr>
+      <w:bookmarkStart w:id="1" w:name="code-block-viewer1"/>
+      <w:bookmarkEnd w:id="1"/>
+      <w:r>
+        <w:rPr/>
+        <w:t>create table crm_emails (</w:t>
+      </w:r>
+    </w:p>
+    <w:p>
+      <w:pPr>
+        <w:pStyle w:val="Textopreformateado"/>
+        <w:bidi w:val="0"/>
+        <w:spacing w:before="0" w:after="0"/>
+        <w:jc w:val="left"/>
+        <w:rPr/>
+      </w:pPr>
+      <w:r>
+        <w:rPr/>
+        <w:t xml:space="preserve">  </w:t>
+      </w:r>
+      <w:r>
+        <w:rPr/>
+        <w:t>id uuid primary key default gen_random_uuid(),</w:t>
+      </w:r>
+    </w:p>
+    <w:p>
+      <w:pPr>
+        <w:pStyle w:val="Textopreformateado"/>
+        <w:bidi w:val="0"/>
+        <w:spacing w:before="0" w:after="0"/>
+        <w:jc w:val="left"/>
+        <w:rPr/>
+      </w:pPr>
+      <w:r>
+        <w:rPr/>
+        <w:t xml:space="preserve">  </w:t>
+      </w:r>
+      <w:r>
+        <w:rPr/>
+        <w:t>contact_id uuid references crm_contacts(id),</w:t>
+      </w:r>
+    </w:p>
+    <w:p>
+      <w:pPr>
+        <w:pStyle w:val="Textopreformateado"/>
+        <w:bidi w:val="0"/>
+        <w:spacing w:before="0" w:after="0"/>
+        <w:jc w:val="left"/>
+        <w:rPr/>
+      </w:pPr>
+      <w:r>
+        <w:rPr/>
+        <w:t xml:space="preserve">  </w:t>
+      </w:r>
+      <w:r>
+        <w:rPr/>
+        <w:t>lead_id uuid references crm_leads(id),</w:t>
+      </w:r>
+    </w:p>
+    <w:p>
+      <w:pPr>
+        <w:pStyle w:val="Textopreformateado"/>
+        <w:bidi w:val="0"/>
+        <w:spacing w:before="0" w:after="0"/>
+        <w:jc w:val="left"/>
+        <w:rPr/>
+      </w:pPr>
+      <w:r>
+        <w:rPr/>
+        <w:t xml:space="preserve">  </w:t>
+      </w:r>
+      <w:r>
+        <w:rPr/>
+        <w:t xml:space="preserve">direction text not null, </w:t>
+      </w:r>
+    </w:p>
+    <w:p>
+      <w:pPr>
+        <w:pStyle w:val="Textopreformateado"/>
+        <w:bidi w:val="0"/>
+        <w:spacing w:before="0" w:after="0"/>
+        <w:jc w:val="left"/>
+        <w:rPr/>
+      </w:pPr>
+      <w:r>
+        <w:rPr/>
+        <w:t xml:space="preserve">  </w:t>
+      </w:r>
+      <w:r>
+        <w:rPr/>
+        <w:t>-- 'inbound' | 'outbound'</w:t>
+      </w:r>
+    </w:p>
+    <w:p>
+      <w:pPr>
+        <w:pStyle w:val="Textopreformateado"/>
+        <w:bidi w:val="0"/>
+        <w:spacing w:before="0" w:after="0"/>
+        <w:jc w:val="left"/>
+        <w:rPr/>
+      </w:pPr>
+      <w:r>
+        <w:rPr/>
+        <w:t xml:space="preserve">  </w:t>
+      </w:r>
+      <w:r>
+        <w:rPr/>
+        <w:t>subject text,</w:t>
+      </w:r>
+    </w:p>
+    <w:p>
+      <w:pPr>
+        <w:pStyle w:val="Textopreformateado"/>
+        <w:bidi w:val="0"/>
+        <w:spacing w:before="0" w:after="0"/>
+        <w:jc w:val="left"/>
+        <w:rPr/>
+      </w:pPr>
+      <w:r>
+        <w:rPr/>
+        <w:t xml:space="preserve">  </w:t>
+      </w:r>
+      <w:r>
+        <w:rPr/>
+        <w:t>body text,</w:t>
+      </w:r>
+    </w:p>
+    <w:p>
+      <w:pPr>
+        <w:pStyle w:val="Textopreformateado"/>
+        <w:bidi w:val="0"/>
+        <w:spacing w:before="0" w:after="0"/>
+        <w:jc w:val="left"/>
+        <w:rPr/>
+      </w:pPr>
+      <w:r>
+        <w:rPr/>
+        <w:t xml:space="preserve">  </w:t>
+      </w:r>
+      <w:r>
+        <w:rPr/>
+        <w:t>from_email text,</w:t>
+      </w:r>
+    </w:p>
+    <w:p>
+      <w:pPr>
+        <w:pStyle w:val="Textopreformateado"/>
+        <w:bidi w:val="0"/>
+        <w:spacing w:before="0" w:after="0"/>
+        <w:jc w:val="left"/>
+        <w:rPr/>
+      </w:pPr>
+      <w:r>
+        <w:rPr/>
+        <w:t xml:space="preserve">  </w:t>
+      </w:r>
+      <w:r>
+        <w:rPr/>
+        <w:t>to_email text,</w:t>
+      </w:r>
+    </w:p>
+    <w:p>
+      <w:pPr>
+        <w:pStyle w:val="Textopreformateado"/>
+        <w:bidi w:val="0"/>
+        <w:spacing w:before="0" w:after="0"/>
+        <w:jc w:val="left"/>
+        <w:rPr/>
+      </w:pPr>
+      <w:r>
+        <w:rPr/>
+        <w:t xml:space="preserve">  </w:t>
+      </w:r>
+      <w:r>
+        <w:rPr/>
+        <w:t>status text default 'sent',</w:t>
+      </w:r>
+    </w:p>
+    <w:p>
+      <w:pPr>
+        <w:pStyle w:val="Textopreformateado"/>
+        <w:bidi w:val="0"/>
+        <w:spacing w:before="0" w:after="0"/>
+        <w:jc w:val="left"/>
+        <w:rPr/>
+      </w:pPr>
+      <w:r>
+        <w:rPr/>
+        <w:t xml:space="preserve">  </w:t>
+      </w:r>
+      <w:r>
+        <w:rPr/>
+        <w:t>-- sent | delivered | opened | failed</w:t>
+      </w:r>
+    </w:p>
+    <w:p>
+      <w:pPr>
+        <w:pStyle w:val="Textopreformateado"/>
+        <w:bidi w:val="0"/>
+        <w:spacing w:before="0" w:after="0"/>
+        <w:jc w:val="left"/>
+        <w:rPr/>
+      </w:pPr>
+      <w:r>
+        <w:rPr/>
+        <w:t xml:space="preserve">  </w:t>
+      </w:r>
+      <w:r>
+        <w:rPr/>
+        <w:t>provider text default 'resend',</w:t>
+      </w:r>
+    </w:p>
+    <w:p>
+      <w:pPr>
+        <w:pStyle w:val="Textopreformateado"/>
+        <w:bidi w:val="0"/>
+        <w:spacing w:before="0" w:after="0"/>
+        <w:jc w:val="left"/>
+        <w:rPr/>
+      </w:pPr>
+      <w:r>
+        <w:rPr/>
+        <w:t xml:space="preserve">  </w:t>
+      </w:r>
+      <w:r>
+        <w:rPr/>
+        <w:t>provider_id text, -- id de resend</w:t>
+      </w:r>
+    </w:p>
+    <w:p>
+      <w:pPr>
+        <w:pStyle w:val="Textopreformateado"/>
+        <w:bidi w:val="0"/>
+        <w:spacing w:before="0" w:after="0"/>
+        <w:jc w:val="left"/>
+        <w:rPr/>
+      </w:pPr>
+      <w:r>
+        <w:rPr/>
+        <w:t xml:space="preserve">  </w:t>
+      </w:r>
+      <w:r>
+        <w:rPr/>
+        <w:t>created_at timestamptz default now()</w:t>
+      </w:r>
+    </w:p>
+    <w:p>
+      <w:pPr>
+        <w:pStyle w:val="Textopreformateado"/>
+        <w:bidi w:val="0"/>
+        <w:spacing w:before="0" w:after="0"/>
+        <w:jc w:val="left"/>
+        <w:rPr/>
+      </w:pPr>
+      <w:r>
+        <w:rPr/>
+        <w:t>);</w:t>
       </w:r>
     </w:p>
     <w:p>
@@ -1500,18 +1127,35 @@
           <w:pgMar w:left="1134" w:right="1134" w:gutter="0" w:header="0" w:top="1134" w:footer="0" w:bottom="1134"/>
           <w:formProt w:val="false"/>
           <w:textDirection w:val="lrTb"/>
+          <w:docGrid w:type="default" w:linePitch="100" w:charSpace="0"/>
         </w:sectPr>
       </w:pPr>
+    </w:p>
+    <w:p>
+      <w:pPr>
+        <w:pStyle w:val="Cuerpodetexto"/>
+        <w:bidi w:val="0"/>
+        <w:spacing w:lineRule="auto" w:line="276" w:before="0" w:after="140"/>
+        <w:jc w:val="left"/>
+        <w:rPr/>
+      </w:pPr>
+      <w:r>
+        <w:rPr/>
+        <w:t xml:space="preserve">👉 </w:t>
+      </w:r>
+      <w:r>
+        <w:rPr/>
+        <w:t>Esto es lo que necesitas para:</w:t>
+      </w:r>
     </w:p>
     <w:p>
       <w:pPr>
         <w:pStyle w:val="Cuerpodetexto"/>
         <w:numPr>
           <w:ilvl w:val="0"/>
-          <w:numId w:val="3"/>
+          <w:numId w:val="2"/>
         </w:numPr>
         <w:tabs>
-          <w:tab w:val="clear" w:pos="709"/>
           <w:tab w:val="left" w:pos="709" w:leader="none"/>
         </w:tabs>
         <w:bidi w:val="0"/>
@@ -1522,7 +1166,7 @@
       </w:pPr>
       <w:r>
         <w:rPr/>
-        <w:t xml:space="preserve">si existe → usarlo </w:t>
+        <w:t xml:space="preserve">ver histórico </w:t>
       </w:r>
     </w:p>
     <w:p>
@@ -1530,20 +1174,40 @@
         <w:pStyle w:val="Cuerpodetexto"/>
         <w:numPr>
           <w:ilvl w:val="0"/>
-          <w:numId w:val="3"/>
+          <w:numId w:val="2"/>
         </w:numPr>
         <w:tabs>
-          <w:tab w:val="clear" w:pos="709"/>
           <w:tab w:val="left" w:pos="709" w:leader="none"/>
         </w:tabs>
         <w:bidi w:val="0"/>
+        <w:spacing w:before="0" w:after="0"/>
         <w:ind w:left="709" w:hanging="283"/>
         <w:jc w:val="left"/>
         <w:rPr/>
       </w:pPr>
       <w:r>
         <w:rPr/>
-        <w:t xml:space="preserve">si no → crearlo </w:t>
+        <w:t xml:space="preserve">montar bandeja tipo Gmail (como la que ya tienes) </w:t>
+      </w:r>
+    </w:p>
+    <w:p>
+      <w:pPr>
+        <w:pStyle w:val="Cuerpodetexto"/>
+        <w:numPr>
+          <w:ilvl w:val="0"/>
+          <w:numId w:val="2"/>
+        </w:numPr>
+        <w:tabs>
+          <w:tab w:val="left" w:pos="709" w:leader="none"/>
+        </w:tabs>
+        <w:bidi w:val="0"/>
+        <w:ind w:left="709" w:hanging="283"/>
+        <w:jc w:val="left"/>
+        <w:rPr/>
+      </w:pPr>
+      <w:r>
+        <w:rPr/>
+        <w:t xml:space="preserve">hacer seguimiento real </w:t>
       </w:r>
     </w:p>
     <w:p>
@@ -1566,34 +1230,7 @@
       </w:pPr>
       <w:r>
         <w:rPr/>
-        <w:t>2. Crear lead</w:t>
-      </w:r>
-    </w:p>
-    <w:p>
-      <w:pPr>
-        <w:sectPr>
-          <w:type w:val="continuous"/>
-          <w:pgSz w:w="11906" w:h="16838"/>
-          <w:pgMar w:left="1134" w:right="1134" w:gutter="0" w:header="0" w:top="1134" w:footer="0" w:bottom="1134"/>
-          <w:pgNumType w:fmt="decimal"/>
-          <w:formProt w:val="false"/>
-          <w:textDirection w:val="lrTb"/>
-        </w:sectPr>
-      </w:pPr>
-    </w:p>
-    <w:p>
-      <w:pPr>
-        <w:pStyle w:val="Textopreformateado"/>
-        <w:bidi w:val="0"/>
-        <w:spacing w:before="0" w:after="0"/>
-        <w:jc w:val="left"/>
-        <w:rPr/>
-      </w:pPr>
-      <w:bookmarkStart w:id="4" w:name="code-block-viewer4"/>
-      <w:bookmarkEnd w:id="4"/>
-      <w:r>
-        <w:rPr/>
-        <w:t>insert into crm_leads (...)</w:t>
+        <w:t>4. (OPCIONAL PERO RECOMENDADO) EVENTOS</w:t>
       </w:r>
     </w:p>
     <w:p>
@@ -1604,96 +1241,138 @@
           <w:pgMar w:left="1134" w:right="1134" w:gutter="0" w:header="0" w:top="1134" w:footer="0" w:bottom="1134"/>
           <w:formProt w:val="false"/>
           <w:textDirection w:val="lrTb"/>
+          <w:docGrid w:type="default" w:linePitch="100" w:charSpace="0"/>
         </w:sectPr>
       </w:pPr>
     </w:p>
     <w:p>
       <w:pPr>
-        <w:pStyle w:val="Lneahorizontal"/>
-        <w:suppressLineNumbers/>
-        <w:pBdr>
-          <w:bottom w:val="double" w:sz="2" w:space="0" w:color="808080"/>
-        </w:pBdr>
-        <w:bidi w:val="0"/>
-        <w:spacing w:before="0" w:after="283"/>
-        <w:jc w:val="left"/>
-        <w:rPr/>
-      </w:pPr>
-      <w:r>
-        <w:rPr/>
-      </w:r>
-    </w:p>
-    <w:p>
-      <w:pPr>
-        <w:pStyle w:val="Ttulo2"/>
-        <w:bidi w:val="0"/>
-        <w:jc w:val="left"/>
-        <w:rPr/>
-      </w:pPr>
-      <w:r>
-        <w:rPr/>
-        <w:t>3. Enviar email (Resend)</w:t>
-      </w:r>
-    </w:p>
-    <w:p>
-      <w:pPr>
-        <w:pStyle w:val="Lneahorizontal"/>
-        <w:suppressLineNumbers/>
-        <w:pBdr>
-          <w:bottom w:val="double" w:sz="2" w:space="0" w:color="808080"/>
-        </w:pBdr>
-        <w:bidi w:val="0"/>
-        <w:spacing w:before="0" w:after="283"/>
-        <w:jc w:val="left"/>
-        <w:rPr/>
-      </w:pPr>
-      <w:r>
-        <w:rPr/>
-      </w:r>
-    </w:p>
-    <w:p>
-      <w:pPr>
-        <w:pStyle w:val="Ttulo2"/>
-        <w:bidi w:val="0"/>
-        <w:jc w:val="left"/>
-        <w:rPr/>
-      </w:pPr>
-      <w:r>
-        <w:rPr/>
-        <w:t xml:space="preserve">4. Guardar email en </w:t>
-      </w:r>
-      <w:r>
-        <w:rPr>
-          <w:rStyle w:val="Textooriginal"/>
-        </w:rPr>
-        <w:t>crm_emails</w:t>
-      </w:r>
-    </w:p>
-    <w:p>
-      <w:pPr>
-        <w:sectPr>
-          <w:type w:val="continuous"/>
-          <w:pgSz w:w="11906" w:h="16838"/>
-          <w:pgMar w:left="1134" w:right="1134" w:gutter="0" w:header="0" w:top="1134" w:footer="0" w:bottom="1134"/>
-          <w:pgNumType w:fmt="decimal"/>
-          <w:formProt w:val="false"/>
-          <w:textDirection w:val="lrTb"/>
-        </w:sectPr>
-      </w:pPr>
-    </w:p>
-    <w:p>
-      <w:pPr>
-        <w:pStyle w:val="Textopreformateado"/>
-        <w:bidi w:val="0"/>
-        <w:spacing w:before="0" w:after="0"/>
-        <w:jc w:val="left"/>
-        <w:rPr/>
-      </w:pPr>
-      <w:bookmarkStart w:id="5" w:name="code-block-viewer5"/>
-      <w:bookmarkEnd w:id="5"/>
-      <w:r>
-        <w:rPr/>
-        <w:t>insert into crm_emails (...)</w:t>
+        <w:pStyle w:val="Textopreformateado"/>
+        <w:bidi w:val="0"/>
+        <w:spacing w:before="0" w:after="0"/>
+        <w:jc w:val="left"/>
+        <w:rPr/>
+      </w:pPr>
+      <w:bookmarkStart w:id="2" w:name="code-block-viewer2"/>
+      <w:bookmarkEnd w:id="2"/>
+      <w:r>
+        <w:rPr/>
+        <w:t>create table crm_events (</w:t>
+      </w:r>
+    </w:p>
+    <w:p>
+      <w:pPr>
+        <w:pStyle w:val="Textopreformateado"/>
+        <w:bidi w:val="0"/>
+        <w:spacing w:before="0" w:after="0"/>
+        <w:jc w:val="left"/>
+        <w:rPr/>
+      </w:pPr>
+      <w:r>
+        <w:rPr/>
+        <w:t xml:space="preserve">  </w:t>
+      </w:r>
+      <w:r>
+        <w:rPr/>
+        <w:t>id uuid primary key default gen_random_uuid(),</w:t>
+      </w:r>
+    </w:p>
+    <w:p>
+      <w:pPr>
+        <w:pStyle w:val="Textopreformateado"/>
+        <w:bidi w:val="0"/>
+        <w:spacing w:before="0" w:after="0"/>
+        <w:jc w:val="left"/>
+        <w:rPr/>
+      </w:pPr>
+      <w:r>
+        <w:rPr/>
+        <w:t xml:space="preserve">  </w:t>
+      </w:r>
+      <w:r>
+        <w:rPr/>
+        <w:t>contact_id uuid references crm_contacts(id),</w:t>
+      </w:r>
+    </w:p>
+    <w:p>
+      <w:pPr>
+        <w:pStyle w:val="Textopreformateado"/>
+        <w:bidi w:val="0"/>
+        <w:spacing w:before="0" w:after="0"/>
+        <w:jc w:val="left"/>
+        <w:rPr/>
+      </w:pPr>
+      <w:r>
+        <w:rPr/>
+        <w:t xml:space="preserve">  </w:t>
+      </w:r>
+      <w:r>
+        <w:rPr/>
+        <w:t xml:space="preserve">type text, </w:t>
+      </w:r>
+    </w:p>
+    <w:p>
+      <w:pPr>
+        <w:pStyle w:val="Textopreformateado"/>
+        <w:bidi w:val="0"/>
+        <w:spacing w:before="0" w:after="0"/>
+        <w:jc w:val="left"/>
+        <w:rPr/>
+      </w:pPr>
+      <w:r>
+        <w:rPr/>
+        <w:t xml:space="preserve">  </w:t>
+      </w:r>
+      <w:r>
+        <w:rPr/>
+        <w:t>-- email_sent, email_opened, lead_created, etc</w:t>
+      </w:r>
+    </w:p>
+    <w:p>
+      <w:pPr>
+        <w:pStyle w:val="Textopreformateado"/>
+        <w:bidi w:val="0"/>
+        <w:spacing w:before="0" w:after="0"/>
+        <w:jc w:val="left"/>
+        <w:rPr/>
+      </w:pPr>
+      <w:r>
+        <w:rPr/>
+        <w:t xml:space="preserve">  </w:t>
+      </w:r>
+      <w:r>
+        <w:rPr/>
+        <w:t>data jsonb,</w:t>
+      </w:r>
+    </w:p>
+    <w:p>
+      <w:pPr>
+        <w:pStyle w:val="Textopreformateado"/>
+        <w:bidi w:val="0"/>
+        <w:spacing w:before="0" w:after="0"/>
+        <w:jc w:val="left"/>
+        <w:rPr/>
+      </w:pPr>
+      <w:r>
+        <w:rPr/>
+        <w:t xml:space="preserve">  </w:t>
+      </w:r>
+      <w:r>
+        <w:rPr/>
+        <w:t>created_at timestamptz default now()</w:t>
+      </w:r>
+    </w:p>
+    <w:p>
+      <w:pPr>
+        <w:pStyle w:val="Textopreformateado"/>
+        <w:bidi w:val="0"/>
+        <w:spacing w:before="0" w:after="0"/>
+        <w:jc w:val="left"/>
+        <w:rPr/>
+      </w:pPr>
+      <w:r>
+        <w:rPr/>
+        <w:t>);</w:t>
       </w:r>
     </w:p>
     <w:p>
@@ -1704,8 +1383,26 @@
           <w:pgMar w:left="1134" w:right="1134" w:gutter="0" w:header="0" w:top="1134" w:footer="0" w:bottom="1134"/>
           <w:formProt w:val="false"/>
           <w:textDirection w:val="lrTb"/>
+          <w:docGrid w:type="default" w:linePitch="100" w:charSpace="0"/>
         </w:sectPr>
       </w:pPr>
+    </w:p>
+    <w:p>
+      <w:pPr>
+        <w:pStyle w:val="Cuerpodetexto"/>
+        <w:bidi w:val="0"/>
+        <w:spacing w:lineRule="auto" w:line="276" w:before="0" w:after="140"/>
+        <w:jc w:val="left"/>
+        <w:rPr/>
+      </w:pPr>
+      <w:r>
+        <w:rPr/>
+        <w:t xml:space="preserve">👉 </w:t>
+      </w:r>
+      <w:r>
+        <w:rPr/>
+        <w:t>Esto te permite crecer sin romper nada</w:t>
+      </w:r>
     </w:p>
     <w:p>
       <w:pPr>
@@ -1732,11 +1429,11 @@
       </w:pPr>
       <w:r>
         <w:rPr/>
-        <w:t xml:space="preserve">✉️ </w:t>
-      </w:r>
-      <w:r>
-        <w:rPr/>
-        <w:t>INTEGRACIÓN CON TU EDGE FUNCTION</w:t>
+        <w:t xml:space="preserve">🔥 </w:t>
+      </w:r>
+      <w:r>
+        <w:rPr/>
+        <w:t>FLUJO REAL (muy importante)</w:t>
       </w:r>
     </w:p>
     <w:p>
@@ -1749,7 +1446,7 @@
       </w:pPr>
       <w:r>
         <w:rPr/>
-        <w:t>Añade esto a la función que ya tienes:</w:t>
+        <w:t>Cuando alguien envía el formulario:</w:t>
       </w:r>
     </w:p>
     <w:p>
@@ -1761,780 +1458,7 @@
       </w:pPr>
       <w:r>
         <w:rPr/>
-        <w:t>Después de enviar con Resend:</w:t>
-      </w:r>
-    </w:p>
-    <w:p>
-      <w:pPr>
-        <w:sectPr>
-          <w:type w:val="continuous"/>
-          <w:pgSz w:w="11906" w:h="16838"/>
-          <w:pgMar w:left="1134" w:right="1134" w:gutter="0" w:header="0" w:top="1134" w:footer="0" w:bottom="1134"/>
-          <w:pgNumType w:fmt="decimal"/>
-          <w:formProt w:val="false"/>
-          <w:textDirection w:val="lrTb"/>
-        </w:sectPr>
-      </w:pPr>
-    </w:p>
-    <w:p>
-      <w:pPr>
-        <w:pStyle w:val="Textopreformateado"/>
-        <w:bidi w:val="0"/>
-        <w:spacing w:before="0" w:after="0"/>
-        <w:jc w:val="left"/>
-        <w:rPr/>
-      </w:pPr>
-      <w:bookmarkStart w:id="6" w:name="code-block-viewer6"/>
-      <w:bookmarkEnd w:id="6"/>
-      <w:r>
-        <w:rPr/>
-        <w:t>// 1. buscar o crear contacto</w:t>
-      </w:r>
-    </w:p>
-    <w:p>
-      <w:pPr>
-        <w:pStyle w:val="Textopreformateado"/>
-        <w:bidi w:val="0"/>
-        <w:spacing w:before="0" w:after="0"/>
-        <w:jc w:val="left"/>
-        <w:rPr/>
-      </w:pPr>
-      <w:r>
-        <w:rPr/>
-        <w:t>const { data: contact } = await supabase</w:t>
-      </w:r>
-    </w:p>
-    <w:p>
-      <w:pPr>
-        <w:pStyle w:val="Textopreformateado"/>
-        <w:bidi w:val="0"/>
-        <w:spacing w:before="0" w:after="0"/>
-        <w:jc w:val="left"/>
-        <w:rPr/>
-      </w:pPr>
-      <w:r>
-        <w:rPr/>
-        <w:t xml:space="preserve">  </w:t>
-      </w:r>
-      <w:r>
-        <w:rPr/>
-        <w:t>.from('crm_contacts')</w:t>
-      </w:r>
-    </w:p>
-    <w:p>
-      <w:pPr>
-        <w:pStyle w:val="Textopreformateado"/>
-        <w:bidi w:val="0"/>
-        <w:spacing w:before="0" w:after="0"/>
-        <w:jc w:val="left"/>
-        <w:rPr/>
-      </w:pPr>
-      <w:r>
-        <w:rPr/>
-        <w:t xml:space="preserve">  </w:t>
-      </w:r>
-      <w:r>
-        <w:rPr/>
-        <w:t>.select('*')</w:t>
-      </w:r>
-    </w:p>
-    <w:p>
-      <w:pPr>
-        <w:pStyle w:val="Textopreformateado"/>
-        <w:bidi w:val="0"/>
-        <w:spacing w:before="0" w:after="0"/>
-        <w:jc w:val="left"/>
-        <w:rPr/>
-      </w:pPr>
-      <w:r>
-        <w:rPr/>
-        <w:t xml:space="preserve">  </w:t>
-      </w:r>
-      <w:r>
-        <w:rPr/>
-        <w:t>.eq('email', body.email)</w:t>
-      </w:r>
-    </w:p>
-    <w:p>
-      <w:pPr>
-        <w:pStyle w:val="Textopreformateado"/>
-        <w:bidi w:val="0"/>
-        <w:spacing w:before="0" w:after="0"/>
-        <w:jc w:val="left"/>
-        <w:rPr/>
-      </w:pPr>
-      <w:r>
-        <w:rPr/>
-        <w:t xml:space="preserve">  </w:t>
-      </w:r>
-      <w:r>
-        <w:rPr/>
-        <w:t>.single()</w:t>
-      </w:r>
-    </w:p>
-    <w:p>
-      <w:pPr>
-        <w:pStyle w:val="Textopreformateado"/>
-        <w:bidi w:val="0"/>
-        <w:spacing w:before="0" w:after="0"/>
-        <w:jc w:val="left"/>
-        <w:rPr/>
-      </w:pPr>
-      <w:r>
-        <w:rPr/>
-        <w:t>let contactId = contact?.id</w:t>
-      </w:r>
-    </w:p>
-    <w:p>
-      <w:pPr>
-        <w:pStyle w:val="Textopreformateado"/>
-        <w:bidi w:val="0"/>
-        <w:spacing w:before="0" w:after="0"/>
-        <w:jc w:val="left"/>
-        <w:rPr/>
-      </w:pPr>
-      <w:r>
-        <w:rPr/>
-        <w:t>if (!contactId) {</w:t>
-      </w:r>
-    </w:p>
-    <w:p>
-      <w:pPr>
-        <w:pStyle w:val="Textopreformateado"/>
-        <w:bidi w:val="0"/>
-        <w:spacing w:before="0" w:after="0"/>
-        <w:jc w:val="left"/>
-        <w:rPr/>
-      </w:pPr>
-      <w:r>
-        <w:rPr/>
-        <w:t xml:space="preserve">  </w:t>
-      </w:r>
-      <w:r>
-        <w:rPr/>
-        <w:t>const { data: newContact } = await supabase</w:t>
-      </w:r>
-    </w:p>
-    <w:p>
-      <w:pPr>
-        <w:pStyle w:val="Textopreformateado"/>
-        <w:bidi w:val="0"/>
-        <w:spacing w:before="0" w:after="0"/>
-        <w:jc w:val="left"/>
-        <w:rPr/>
-      </w:pPr>
-      <w:r>
-        <w:rPr/>
-        <w:t xml:space="preserve">    </w:t>
-      </w:r>
-      <w:r>
-        <w:rPr/>
-        <w:t>.from('crm_contacts')</w:t>
-      </w:r>
-    </w:p>
-    <w:p>
-      <w:pPr>
-        <w:pStyle w:val="Textopreformateado"/>
-        <w:bidi w:val="0"/>
-        <w:spacing w:before="0" w:after="0"/>
-        <w:jc w:val="left"/>
-        <w:rPr/>
-      </w:pPr>
-      <w:r>
-        <w:rPr/>
-        <w:t xml:space="preserve">    </w:t>
-      </w:r>
-      <w:r>
-        <w:rPr/>
-        <w:t>.insert({</w:t>
-      </w:r>
-    </w:p>
-    <w:p>
-      <w:pPr>
-        <w:pStyle w:val="Textopreformateado"/>
-        <w:bidi w:val="0"/>
-        <w:spacing w:before="0" w:after="0"/>
-        <w:jc w:val="left"/>
-        <w:rPr/>
-      </w:pPr>
-      <w:r>
-        <w:rPr/>
-        <w:t xml:space="preserve">      </w:t>
-      </w:r>
-      <w:r>
-        <w:rPr/>
-        <w:t>name: body.name,</w:t>
-      </w:r>
-    </w:p>
-    <w:p>
-      <w:pPr>
-        <w:pStyle w:val="Textopreformateado"/>
-        <w:bidi w:val="0"/>
-        <w:spacing w:before="0" w:after="0"/>
-        <w:jc w:val="left"/>
-        <w:rPr/>
-      </w:pPr>
-      <w:r>
-        <w:rPr/>
-        <w:t xml:space="preserve">      </w:t>
-      </w:r>
-      <w:r>
-        <w:rPr/>
-        <w:t>email: body.email,</w:t>
-      </w:r>
-    </w:p>
-    <w:p>
-      <w:pPr>
-        <w:pStyle w:val="Textopreformateado"/>
-        <w:bidi w:val="0"/>
-        <w:spacing w:before="0" w:after="0"/>
-        <w:jc w:val="left"/>
-        <w:rPr/>
-      </w:pPr>
-      <w:r>
-        <w:rPr/>
-        <w:t xml:space="preserve">      </w:t>
-      </w:r>
-      <w:r>
-        <w:rPr/>
-        <w:t>phone: body.phone,</w:t>
-      </w:r>
-    </w:p>
-    <w:p>
-      <w:pPr>
-        <w:pStyle w:val="Textopreformateado"/>
-        <w:bidi w:val="0"/>
-        <w:spacing w:before="0" w:after="0"/>
-        <w:jc w:val="left"/>
-        <w:rPr/>
-      </w:pPr>
-      <w:r>
-        <w:rPr/>
-        <w:t xml:space="preserve">      </w:t>
-      </w:r>
-      <w:r>
-        <w:rPr/>
-        <w:t>business: body.business,</w:t>
-      </w:r>
-    </w:p>
-    <w:p>
-      <w:pPr>
-        <w:pStyle w:val="Textopreformateado"/>
-        <w:bidi w:val="0"/>
-        <w:spacing w:before="0" w:after="0"/>
-        <w:jc w:val="left"/>
-        <w:rPr/>
-      </w:pPr>
-      <w:r>
-        <w:rPr/>
-        <w:t xml:space="preserve">      </w:t>
-      </w:r>
-      <w:r>
-        <w:rPr/>
-        <w:t>structure: body.structure,</w:t>
-      </w:r>
-    </w:p>
-    <w:p>
-      <w:pPr>
-        <w:pStyle w:val="Textopreformateado"/>
-        <w:bidi w:val="0"/>
-        <w:spacing w:before="0" w:after="0"/>
-        <w:jc w:val="left"/>
-        <w:rPr/>
-      </w:pPr>
-      <w:r>
-        <w:rPr/>
-        <w:t xml:space="preserve">    </w:t>
-      </w:r>
-      <w:r>
-        <w:rPr/>
-        <w:t>})</w:t>
-      </w:r>
-    </w:p>
-    <w:p>
-      <w:pPr>
-        <w:pStyle w:val="Textopreformateado"/>
-        <w:bidi w:val="0"/>
-        <w:spacing w:before="0" w:after="0"/>
-        <w:jc w:val="left"/>
-        <w:rPr/>
-      </w:pPr>
-      <w:r>
-        <w:rPr/>
-        <w:t xml:space="preserve">    </w:t>
-      </w:r>
-      <w:r>
-        <w:rPr/>
-        <w:t>.select()</w:t>
-      </w:r>
-    </w:p>
-    <w:p>
-      <w:pPr>
-        <w:pStyle w:val="Textopreformateado"/>
-        <w:bidi w:val="0"/>
-        <w:spacing w:before="0" w:after="0"/>
-        <w:jc w:val="left"/>
-        <w:rPr/>
-      </w:pPr>
-      <w:r>
-        <w:rPr/>
-        <w:t xml:space="preserve">    </w:t>
-      </w:r>
-      <w:r>
-        <w:rPr/>
-        <w:t>.single()</w:t>
-      </w:r>
-    </w:p>
-    <w:p>
-      <w:pPr>
-        <w:pStyle w:val="Textopreformateado"/>
-        <w:bidi w:val="0"/>
-        <w:spacing w:before="0" w:after="0"/>
-        <w:jc w:val="left"/>
-        <w:rPr/>
-      </w:pPr>
-      <w:r>
-        <w:rPr/>
-        <w:t xml:space="preserve">  </w:t>
-      </w:r>
-      <w:r>
-        <w:rPr/>
-        <w:t>contactId = newContact.id</w:t>
-      </w:r>
-    </w:p>
-    <w:p>
-      <w:pPr>
-        <w:pStyle w:val="Textopreformateado"/>
-        <w:bidi w:val="0"/>
-        <w:spacing w:before="0" w:after="0"/>
-        <w:jc w:val="left"/>
-        <w:rPr/>
-      </w:pPr>
-      <w:r>
-        <w:rPr/>
-        <w:t>}</w:t>
-      </w:r>
-    </w:p>
-    <w:p>
-      <w:pPr>
-        <w:pStyle w:val="Textopreformateado"/>
-        <w:bidi w:val="0"/>
-        <w:spacing w:before="0" w:after="0"/>
-        <w:jc w:val="left"/>
-        <w:rPr/>
-      </w:pPr>
-      <w:r>
-        <w:rPr/>
-        <w:t>// 2. crear lead</w:t>
-      </w:r>
-    </w:p>
-    <w:p>
-      <w:pPr>
-        <w:pStyle w:val="Textopreformateado"/>
-        <w:bidi w:val="0"/>
-        <w:spacing w:before="0" w:after="0"/>
-        <w:jc w:val="left"/>
-        <w:rPr/>
-      </w:pPr>
-      <w:r>
-        <w:rPr/>
-        <w:t>const { data: lead } = await supabase</w:t>
-      </w:r>
-    </w:p>
-    <w:p>
-      <w:pPr>
-        <w:pStyle w:val="Textopreformateado"/>
-        <w:bidi w:val="0"/>
-        <w:spacing w:before="0" w:after="0"/>
-        <w:jc w:val="left"/>
-        <w:rPr/>
-      </w:pPr>
-      <w:r>
-        <w:rPr/>
-        <w:t xml:space="preserve">  </w:t>
-      </w:r>
-      <w:r>
-        <w:rPr/>
-        <w:t>.from('crm_leads')</w:t>
-      </w:r>
-    </w:p>
-    <w:p>
-      <w:pPr>
-        <w:pStyle w:val="Textopreformateado"/>
-        <w:bidi w:val="0"/>
-        <w:spacing w:before="0" w:after="0"/>
-        <w:jc w:val="left"/>
-        <w:rPr/>
-      </w:pPr>
-      <w:r>
-        <w:rPr/>
-        <w:t xml:space="preserve">  </w:t>
-      </w:r>
-      <w:r>
-        <w:rPr/>
-        <w:t>.insert({</w:t>
-      </w:r>
-    </w:p>
-    <w:p>
-      <w:pPr>
-        <w:pStyle w:val="Textopreformateado"/>
-        <w:bidi w:val="0"/>
-        <w:spacing w:before="0" w:after="0"/>
-        <w:jc w:val="left"/>
-        <w:rPr/>
-      </w:pPr>
-      <w:r>
-        <w:rPr/>
-        <w:t xml:space="preserve">    </w:t>
-      </w:r>
-      <w:r>
-        <w:rPr/>
-        <w:t>contact_id: contactId,</w:t>
-      </w:r>
-    </w:p>
-    <w:p>
-      <w:pPr>
-        <w:pStyle w:val="Textopreformateado"/>
-        <w:bidi w:val="0"/>
-        <w:spacing w:before="0" w:after="0"/>
-        <w:jc w:val="left"/>
-        <w:rPr/>
-      </w:pPr>
-      <w:r>
-        <w:rPr/>
-        <w:t xml:space="preserve">    </w:t>
-      </w:r>
-      <w:r>
-        <w:rPr/>
-        <w:t>source: 'web_form',</w:t>
-      </w:r>
-    </w:p>
-    <w:p>
-      <w:pPr>
-        <w:pStyle w:val="Textopreformateado"/>
-        <w:bidi w:val="0"/>
-        <w:spacing w:before="0" w:after="0"/>
-        <w:jc w:val="left"/>
-        <w:rPr/>
-      </w:pPr>
-      <w:r>
-        <w:rPr/>
-        <w:t xml:space="preserve">    </w:t>
-      </w:r>
-      <w:r>
-        <w:rPr/>
-        <w:t>request_type: body.requestType,</w:t>
-      </w:r>
-    </w:p>
-    <w:p>
-      <w:pPr>
-        <w:pStyle w:val="Textopreformateado"/>
-        <w:bidi w:val="0"/>
-        <w:spacing w:before="0" w:after="0"/>
-        <w:jc w:val="left"/>
-        <w:rPr/>
-      </w:pPr>
-      <w:r>
-        <w:rPr/>
-        <w:t xml:space="preserve">    </w:t>
-      </w:r>
-      <w:r>
-        <w:rPr/>
-        <w:t>accommodations: body.accommodations,</w:t>
-      </w:r>
-    </w:p>
-    <w:p>
-      <w:pPr>
-        <w:pStyle w:val="Textopreformateado"/>
-        <w:bidi w:val="0"/>
-        <w:spacing w:before="0" w:after="0"/>
-        <w:jc w:val="left"/>
-        <w:rPr/>
-      </w:pPr>
-      <w:r>
-        <w:rPr/>
-        <w:t xml:space="preserve">    </w:t>
-      </w:r>
-      <w:r>
-        <w:rPr/>
-        <w:t>plan: body.plan,</w:t>
-      </w:r>
-    </w:p>
-    <w:p>
-      <w:pPr>
-        <w:pStyle w:val="Textopreformateado"/>
-        <w:bidi w:val="0"/>
-        <w:spacing w:before="0" w:after="0"/>
-        <w:jc w:val="left"/>
-        <w:rPr/>
-      </w:pPr>
-      <w:r>
-        <w:rPr/>
-        <w:t xml:space="preserve">    </w:t>
-      </w:r>
-      <w:r>
-        <w:rPr/>
-        <w:t>message: body.message,</w:t>
-      </w:r>
-    </w:p>
-    <w:p>
-      <w:pPr>
-        <w:pStyle w:val="Textopreformateado"/>
-        <w:bidi w:val="0"/>
-        <w:spacing w:before="0" w:after="0"/>
-        <w:jc w:val="left"/>
-        <w:rPr/>
-      </w:pPr>
-      <w:r>
-        <w:rPr/>
-        <w:t xml:space="preserve">  </w:t>
-      </w:r>
-      <w:r>
-        <w:rPr/>
-        <w:t>})</w:t>
-      </w:r>
-    </w:p>
-    <w:p>
-      <w:pPr>
-        <w:pStyle w:val="Textopreformateado"/>
-        <w:bidi w:val="0"/>
-        <w:spacing w:before="0" w:after="0"/>
-        <w:jc w:val="left"/>
-        <w:rPr/>
-      </w:pPr>
-      <w:r>
-        <w:rPr/>
-        <w:t xml:space="preserve">  </w:t>
-      </w:r>
-      <w:r>
-        <w:rPr/>
-        <w:t>.select()</w:t>
-      </w:r>
-    </w:p>
-    <w:p>
-      <w:pPr>
-        <w:pStyle w:val="Textopreformateado"/>
-        <w:bidi w:val="0"/>
-        <w:spacing w:before="0" w:after="0"/>
-        <w:jc w:val="left"/>
-        <w:rPr/>
-      </w:pPr>
-      <w:r>
-        <w:rPr/>
-        <w:t xml:space="preserve">  </w:t>
-      </w:r>
-      <w:r>
-        <w:rPr/>
-        <w:t>.single()</w:t>
-      </w:r>
-    </w:p>
-    <w:p>
-      <w:pPr>
-        <w:pStyle w:val="Textopreformateado"/>
-        <w:bidi w:val="0"/>
-        <w:spacing w:before="0" w:after="0"/>
-        <w:jc w:val="left"/>
-        <w:rPr/>
-      </w:pPr>
-      <w:r>
-        <w:rPr/>
-        <w:t>// 3. guardar email</w:t>
-      </w:r>
-    </w:p>
-    <w:p>
-      <w:pPr>
-        <w:pStyle w:val="Textopreformateado"/>
-        <w:bidi w:val="0"/>
-        <w:spacing w:before="0" w:after="0"/>
-        <w:jc w:val="left"/>
-        <w:rPr/>
-      </w:pPr>
-      <w:r>
-        <w:rPr/>
-        <w:t>await supabase.from('crm_emails').insert({</w:t>
-      </w:r>
-    </w:p>
-    <w:p>
-      <w:pPr>
-        <w:pStyle w:val="Textopreformateado"/>
-        <w:bidi w:val="0"/>
-        <w:spacing w:before="0" w:after="0"/>
-        <w:jc w:val="left"/>
-        <w:rPr/>
-      </w:pPr>
-      <w:r>
-        <w:rPr/>
-        <w:t xml:space="preserve">  </w:t>
-      </w:r>
-      <w:r>
-        <w:rPr/>
-        <w:t>contact_id: contactId,</w:t>
-      </w:r>
-    </w:p>
-    <w:p>
-      <w:pPr>
-        <w:pStyle w:val="Textopreformateado"/>
-        <w:bidi w:val="0"/>
-        <w:spacing w:before="0" w:after="0"/>
-        <w:jc w:val="left"/>
-        <w:rPr/>
-      </w:pPr>
-      <w:r>
-        <w:rPr/>
-        <w:t xml:space="preserve">  </w:t>
-      </w:r>
-      <w:r>
-        <w:rPr/>
-        <w:t>lead_id: lead.id,</w:t>
-      </w:r>
-    </w:p>
-    <w:p>
-      <w:pPr>
-        <w:pStyle w:val="Textopreformateado"/>
-        <w:bidi w:val="0"/>
-        <w:spacing w:before="0" w:after="0"/>
-        <w:jc w:val="left"/>
-        <w:rPr/>
-      </w:pPr>
-      <w:r>
-        <w:rPr/>
-        <w:t xml:space="preserve">  </w:t>
-      </w:r>
-      <w:r>
-        <w:rPr/>
-        <w:t>direction: 'outbound',</w:t>
-      </w:r>
-    </w:p>
-    <w:p>
-      <w:pPr>
-        <w:pStyle w:val="Textopreformateado"/>
-        <w:bidi w:val="0"/>
-        <w:spacing w:before="0" w:after="0"/>
-        <w:jc w:val="left"/>
-        <w:rPr/>
-      </w:pPr>
-      <w:r>
-        <w:rPr/>
-        <w:t xml:space="preserve">  </w:t>
-      </w:r>
-      <w:r>
-        <w:rPr/>
-        <w:t>subject,</w:t>
-      </w:r>
-    </w:p>
-    <w:p>
-      <w:pPr>
-        <w:pStyle w:val="Textopreformateado"/>
-        <w:bidi w:val="0"/>
-        <w:spacing w:before="0" w:after="0"/>
-        <w:jc w:val="left"/>
-        <w:rPr/>
-      </w:pPr>
-      <w:r>
-        <w:rPr/>
-        <w:t xml:space="preserve">  </w:t>
-      </w:r>
-      <w:r>
-        <w:rPr/>
-        <w:t>body: html,</w:t>
-      </w:r>
-    </w:p>
-    <w:p>
-      <w:pPr>
-        <w:pStyle w:val="Textopreformateado"/>
-        <w:bidi w:val="0"/>
-        <w:spacing w:before="0" w:after="0"/>
-        <w:jc w:val="left"/>
-        <w:rPr/>
-      </w:pPr>
-      <w:r>
-        <w:rPr/>
-        <w:t xml:space="preserve">  </w:t>
-      </w:r>
-      <w:r>
-        <w:rPr/>
-        <w:t>from_email: 'noreply@staynexapp.com',</w:t>
-      </w:r>
-    </w:p>
-    <w:p>
-      <w:pPr>
-        <w:pStyle w:val="Textopreformateado"/>
-        <w:bidi w:val="0"/>
-        <w:spacing w:before="0" w:after="0"/>
-        <w:jc w:val="left"/>
-        <w:rPr/>
-      </w:pPr>
-      <w:r>
-        <w:rPr/>
-        <w:t xml:space="preserve">  </w:t>
-      </w:r>
-      <w:r>
-        <w:rPr/>
-        <w:t>to_email: 'contacto@staynexapp.com',</w:t>
-      </w:r>
-    </w:p>
-    <w:p>
-      <w:pPr>
-        <w:pStyle w:val="Textopreformateado"/>
-        <w:bidi w:val="0"/>
-        <w:spacing w:before="0" w:after="0"/>
-        <w:jc w:val="left"/>
-        <w:rPr/>
-      </w:pPr>
-      <w:r>
-        <w:rPr/>
-        <w:t xml:space="preserve">  </w:t>
-      </w:r>
-      <w:r>
-        <w:rPr/>
-        <w:t>status: 'sent',</w:t>
-      </w:r>
-    </w:p>
-    <w:p>
-      <w:pPr>
-        <w:pStyle w:val="Textopreformateado"/>
-        <w:bidi w:val="0"/>
-        <w:spacing w:before="0" w:after="0"/>
-        <w:jc w:val="left"/>
-        <w:rPr/>
-      </w:pPr>
-      <w:r>
-        <w:rPr/>
-        <w:t xml:space="preserve">  </w:t>
-      </w:r>
-      <w:r>
-        <w:rPr/>
-        <w:t>provider: 'resend',</w:t>
-      </w:r>
-    </w:p>
-    <w:p>
-      <w:pPr>
-        <w:pStyle w:val="Textopreformateado"/>
-        <w:bidi w:val="0"/>
-        <w:spacing w:before="0" w:after="0"/>
-        <w:jc w:val="left"/>
-        <w:rPr/>
-      </w:pPr>
-      <w:r>
-        <w:rPr/>
-        <w:t xml:space="preserve">  </w:t>
-      </w:r>
-      <w:r>
-        <w:rPr/>
-        <w:t>provider_id: data?.id,</w:t>
-      </w:r>
-    </w:p>
-    <w:p>
-      <w:pPr>
-        <w:pStyle w:val="Textopreformateado"/>
-        <w:bidi w:val="0"/>
-        <w:spacing w:before="0" w:after="0"/>
-        <w:jc w:val="left"/>
-        <w:rPr/>
-      </w:pPr>
-      <w:r>
-        <w:rPr/>
-        <w:t>})</w:t>
+        <w:t>1. Buscar contacto</w:t>
       </w:r>
     </w:p>
     <w:p>
@@ -2545,6 +1469,137 @@
           <w:pgMar w:left="1134" w:right="1134" w:gutter="0" w:header="0" w:top="1134" w:footer="0" w:bottom="1134"/>
           <w:formProt w:val="false"/>
           <w:textDirection w:val="lrTb"/>
+          <w:docGrid w:type="default" w:linePitch="100" w:charSpace="0"/>
+        </w:sectPr>
+      </w:pPr>
+    </w:p>
+    <w:p>
+      <w:pPr>
+        <w:pStyle w:val="Textopreformateado"/>
+        <w:bidi w:val="0"/>
+        <w:spacing w:before="0" w:after="0"/>
+        <w:jc w:val="left"/>
+        <w:rPr/>
+      </w:pPr>
+      <w:bookmarkStart w:id="3" w:name="code-block-viewer3"/>
+      <w:bookmarkEnd w:id="3"/>
+      <w:r>
+        <w:rPr/>
+        <w:t>select * from crm_contacts where email = ?</w:t>
+      </w:r>
+    </w:p>
+    <w:p>
+      <w:pPr>
+        <w:sectPr>
+          <w:type w:val="continuous"/>
+          <w:pgSz w:w="11906" w:h="16838"/>
+          <w:pgMar w:left="1134" w:right="1134" w:gutter="0" w:header="0" w:top="1134" w:footer="0" w:bottom="1134"/>
+          <w:formProt w:val="false"/>
+          <w:textDirection w:val="lrTb"/>
+          <w:docGrid w:type="default" w:linePitch="100" w:charSpace="0"/>
+        </w:sectPr>
+      </w:pPr>
+    </w:p>
+    <w:p>
+      <w:pPr>
+        <w:pStyle w:val="Cuerpodetexto"/>
+        <w:numPr>
+          <w:ilvl w:val="0"/>
+          <w:numId w:val="3"/>
+        </w:numPr>
+        <w:tabs>
+          <w:tab w:val="left" w:pos="709" w:leader="none"/>
+        </w:tabs>
+        <w:bidi w:val="0"/>
+        <w:spacing w:before="0" w:after="0"/>
+        <w:ind w:left="709" w:hanging="283"/>
+        <w:jc w:val="left"/>
+        <w:rPr/>
+      </w:pPr>
+      <w:r>
+        <w:rPr/>
+        <w:t xml:space="preserve">si existe → usarlo </w:t>
+      </w:r>
+    </w:p>
+    <w:p>
+      <w:pPr>
+        <w:pStyle w:val="Cuerpodetexto"/>
+        <w:numPr>
+          <w:ilvl w:val="0"/>
+          <w:numId w:val="3"/>
+        </w:numPr>
+        <w:tabs>
+          <w:tab w:val="left" w:pos="709" w:leader="none"/>
+        </w:tabs>
+        <w:bidi w:val="0"/>
+        <w:ind w:left="709" w:hanging="283"/>
+        <w:jc w:val="left"/>
+        <w:rPr/>
+      </w:pPr>
+      <w:r>
+        <w:rPr/>
+        <w:t xml:space="preserve">si no → crearlo </w:t>
+      </w:r>
+    </w:p>
+    <w:p>
+      <w:pPr>
+        <w:pStyle w:val="Lneahorizontal"/>
+        <w:bidi w:val="0"/>
+        <w:jc w:val="left"/>
+        <w:rPr/>
+      </w:pPr>
+      <w:r>
+        <w:rPr/>
+      </w:r>
+    </w:p>
+    <w:p>
+      <w:pPr>
+        <w:pStyle w:val="Ttulo2"/>
+        <w:bidi w:val="0"/>
+        <w:jc w:val="left"/>
+        <w:rPr/>
+      </w:pPr>
+      <w:r>
+        <w:rPr/>
+        <w:t>2. Crear lead</w:t>
+      </w:r>
+    </w:p>
+    <w:p>
+      <w:pPr>
+        <w:sectPr>
+          <w:type w:val="continuous"/>
+          <w:pgSz w:w="11906" w:h="16838"/>
+          <w:pgMar w:left="1134" w:right="1134" w:gutter="0" w:header="0" w:top="1134" w:footer="0" w:bottom="1134"/>
+          <w:formProt w:val="false"/>
+          <w:textDirection w:val="lrTb"/>
+          <w:docGrid w:type="default" w:linePitch="100" w:charSpace="0"/>
+        </w:sectPr>
+      </w:pPr>
+    </w:p>
+    <w:p>
+      <w:pPr>
+        <w:pStyle w:val="Textopreformateado"/>
+        <w:bidi w:val="0"/>
+        <w:spacing w:before="0" w:after="0"/>
+        <w:jc w:val="left"/>
+        <w:rPr/>
+      </w:pPr>
+      <w:bookmarkStart w:id="4" w:name="code-block-viewer4"/>
+      <w:bookmarkEnd w:id="4"/>
+      <w:r>
+        <w:rPr/>
+        <w:t>insert into crm_leads (...)</w:t>
+      </w:r>
+    </w:p>
+    <w:p>
+      <w:pPr>
+        <w:sectPr>
+          <w:type w:val="continuous"/>
+          <w:pgSz w:w="11906" w:h="16838"/>
+          <w:pgMar w:left="1134" w:right="1134" w:gutter="0" w:header="0" w:top="1134" w:footer="0" w:bottom="1134"/>
+          <w:formProt w:val="false"/>
+          <w:textDirection w:val="lrTb"/>
+          <w:docGrid w:type="default" w:linePitch="100" w:charSpace="0"/>
         </w:sectPr>
       </w:pPr>
     </w:p>
@@ -2566,6 +1621,949 @@
     </w:p>
     <w:p>
       <w:pPr>
+        <w:pStyle w:val="Ttulo2"/>
+        <w:bidi w:val="0"/>
+        <w:jc w:val="left"/>
+        <w:rPr/>
+      </w:pPr>
+      <w:r>
+        <w:rPr/>
+        <w:t>3. Enviar email (Resend)</w:t>
+      </w:r>
+    </w:p>
+    <w:p>
+      <w:pPr>
+        <w:pStyle w:val="Lneahorizontal"/>
+        <w:suppressLineNumbers/>
+        <w:pBdr>
+          <w:bottom w:val="double" w:sz="2" w:space="0" w:color="808080"/>
+        </w:pBdr>
+        <w:bidi w:val="0"/>
+        <w:spacing w:before="0" w:after="283"/>
+        <w:jc w:val="left"/>
+        <w:rPr/>
+      </w:pPr>
+      <w:r>
+        <w:rPr/>
+      </w:r>
+    </w:p>
+    <w:p>
+      <w:pPr>
+        <w:pStyle w:val="Ttulo2"/>
+        <w:bidi w:val="0"/>
+        <w:jc w:val="left"/>
+        <w:rPr/>
+      </w:pPr>
+      <w:r>
+        <w:rPr/>
+        <w:t xml:space="preserve">4. Guardar email en </w:t>
+      </w:r>
+      <w:r>
+        <w:rPr>
+          <w:rStyle w:val="Textooriginal"/>
+        </w:rPr>
+        <w:t>crm_emails</w:t>
+      </w:r>
+    </w:p>
+    <w:p>
+      <w:pPr>
+        <w:sectPr>
+          <w:type w:val="continuous"/>
+          <w:pgSz w:w="11906" w:h="16838"/>
+          <w:pgMar w:left="1134" w:right="1134" w:gutter="0" w:header="0" w:top="1134" w:footer="0" w:bottom="1134"/>
+          <w:formProt w:val="false"/>
+          <w:textDirection w:val="lrTb"/>
+          <w:docGrid w:type="default" w:linePitch="100" w:charSpace="0"/>
+        </w:sectPr>
+      </w:pPr>
+    </w:p>
+    <w:p>
+      <w:pPr>
+        <w:pStyle w:val="Textopreformateado"/>
+        <w:bidi w:val="0"/>
+        <w:spacing w:before="0" w:after="0"/>
+        <w:jc w:val="left"/>
+        <w:rPr/>
+      </w:pPr>
+      <w:bookmarkStart w:id="5" w:name="code-block-viewer5"/>
+      <w:bookmarkEnd w:id="5"/>
+      <w:r>
+        <w:rPr/>
+        <w:t>insert into crm_emails (...)</w:t>
+      </w:r>
+    </w:p>
+    <w:p>
+      <w:pPr>
+        <w:sectPr>
+          <w:type w:val="continuous"/>
+          <w:pgSz w:w="11906" w:h="16838"/>
+          <w:pgMar w:left="1134" w:right="1134" w:gutter="0" w:header="0" w:top="1134" w:footer="0" w:bottom="1134"/>
+          <w:formProt w:val="false"/>
+          <w:textDirection w:val="lrTb"/>
+          <w:docGrid w:type="default" w:linePitch="100" w:charSpace="0"/>
+        </w:sectPr>
+      </w:pPr>
+    </w:p>
+    <w:p>
+      <w:pPr>
+        <w:pStyle w:val="Lneahorizontal"/>
+        <w:suppressLineNumbers/>
+        <w:pBdr>
+          <w:bottom w:val="double" w:sz="2" w:space="0" w:color="808080"/>
+        </w:pBdr>
+        <w:bidi w:val="0"/>
+        <w:spacing w:before="0" w:after="283"/>
+        <w:jc w:val="left"/>
+        <w:rPr/>
+      </w:pPr>
+      <w:r>
+        <w:rPr/>
+      </w:r>
+    </w:p>
+    <w:p>
+      <w:pPr>
+        <w:pStyle w:val="Ttulo1"/>
+        <w:bidi w:val="0"/>
+        <w:jc w:val="left"/>
+        <w:rPr/>
+      </w:pPr>
+      <w:r>
+        <w:rPr/>
+        <w:t xml:space="preserve">✉️ </w:t>
+      </w:r>
+      <w:r>
+        <w:rPr/>
+        <w:t>INTEGRACIÓN CON TU EDGE FUNCTION</w:t>
+      </w:r>
+    </w:p>
+    <w:p>
+      <w:pPr>
+        <w:pStyle w:val="Cuerpodetexto"/>
+        <w:bidi w:val="0"/>
+        <w:spacing w:lineRule="auto" w:line="276" w:before="0" w:after="140"/>
+        <w:jc w:val="left"/>
+        <w:rPr/>
+      </w:pPr>
+      <w:r>
+        <w:rPr/>
+        <w:t>Añade esto a la función que ya tienes:</w:t>
+      </w:r>
+    </w:p>
+    <w:p>
+      <w:pPr>
+        <w:pStyle w:val="Ttulo2"/>
+        <w:bidi w:val="0"/>
+        <w:jc w:val="left"/>
+        <w:rPr/>
+      </w:pPr>
+      <w:r>
+        <w:rPr/>
+        <w:t>Después de enviar con Resend:</w:t>
+      </w:r>
+    </w:p>
+    <w:p>
+      <w:pPr>
+        <w:sectPr>
+          <w:type w:val="continuous"/>
+          <w:pgSz w:w="11906" w:h="16838"/>
+          <w:pgMar w:left="1134" w:right="1134" w:gutter="0" w:header="0" w:top="1134" w:footer="0" w:bottom="1134"/>
+          <w:formProt w:val="false"/>
+          <w:textDirection w:val="lrTb"/>
+          <w:docGrid w:type="default" w:linePitch="100" w:charSpace="0"/>
+        </w:sectPr>
+      </w:pPr>
+    </w:p>
+    <w:p>
+      <w:pPr>
+        <w:pStyle w:val="Textopreformateado"/>
+        <w:bidi w:val="0"/>
+        <w:spacing w:before="0" w:after="0"/>
+        <w:jc w:val="left"/>
+        <w:rPr/>
+      </w:pPr>
+      <w:bookmarkStart w:id="6" w:name="code-block-viewer6"/>
+      <w:bookmarkEnd w:id="6"/>
+      <w:r>
+        <w:rPr/>
+        <w:t>// 1. buscar o crear contacto</w:t>
+      </w:r>
+    </w:p>
+    <w:p>
+      <w:pPr>
+        <w:pStyle w:val="Textopreformateado"/>
+        <w:bidi w:val="0"/>
+        <w:spacing w:before="0" w:after="0"/>
+        <w:jc w:val="left"/>
+        <w:rPr/>
+      </w:pPr>
+      <w:r>
+        <w:rPr/>
+        <w:t>const { data: contact } = await supabase</w:t>
+      </w:r>
+    </w:p>
+    <w:p>
+      <w:pPr>
+        <w:pStyle w:val="Textopreformateado"/>
+        <w:bidi w:val="0"/>
+        <w:spacing w:before="0" w:after="0"/>
+        <w:jc w:val="left"/>
+        <w:rPr/>
+      </w:pPr>
+      <w:r>
+        <w:rPr/>
+        <w:t xml:space="preserve">  </w:t>
+      </w:r>
+      <w:r>
+        <w:rPr/>
+        <w:t>.from('crm_contacts')</w:t>
+      </w:r>
+    </w:p>
+    <w:p>
+      <w:pPr>
+        <w:pStyle w:val="Textopreformateado"/>
+        <w:bidi w:val="0"/>
+        <w:spacing w:before="0" w:after="0"/>
+        <w:jc w:val="left"/>
+        <w:rPr/>
+      </w:pPr>
+      <w:r>
+        <w:rPr/>
+        <w:t xml:space="preserve">  </w:t>
+      </w:r>
+      <w:r>
+        <w:rPr/>
+        <w:t>.select('*')</w:t>
+      </w:r>
+    </w:p>
+    <w:p>
+      <w:pPr>
+        <w:pStyle w:val="Textopreformateado"/>
+        <w:bidi w:val="0"/>
+        <w:spacing w:before="0" w:after="0"/>
+        <w:jc w:val="left"/>
+        <w:rPr/>
+      </w:pPr>
+      <w:r>
+        <w:rPr/>
+        <w:t xml:space="preserve">  </w:t>
+      </w:r>
+      <w:r>
+        <w:rPr/>
+        <w:t>.eq('email', body.email)</w:t>
+      </w:r>
+    </w:p>
+    <w:p>
+      <w:pPr>
+        <w:pStyle w:val="Textopreformateado"/>
+        <w:bidi w:val="0"/>
+        <w:spacing w:before="0" w:after="0"/>
+        <w:jc w:val="left"/>
+        <w:rPr/>
+      </w:pPr>
+      <w:r>
+        <w:rPr/>
+        <w:t xml:space="preserve">  </w:t>
+      </w:r>
+      <w:r>
+        <w:rPr/>
+        <w:t>.single()</w:t>
+      </w:r>
+    </w:p>
+    <w:p>
+      <w:pPr>
+        <w:pStyle w:val="Textopreformateado"/>
+        <w:bidi w:val="0"/>
+        <w:spacing w:before="0" w:after="0"/>
+        <w:jc w:val="left"/>
+        <w:rPr/>
+      </w:pPr>
+      <w:r>
+        <w:rPr/>
+        <w:t>let contactId = contact?.id</w:t>
+      </w:r>
+    </w:p>
+    <w:p>
+      <w:pPr>
+        <w:pStyle w:val="Textopreformateado"/>
+        <w:bidi w:val="0"/>
+        <w:spacing w:before="0" w:after="0"/>
+        <w:jc w:val="left"/>
+        <w:rPr/>
+      </w:pPr>
+      <w:r>
+        <w:rPr/>
+        <w:t>if (!contactId) {</w:t>
+      </w:r>
+    </w:p>
+    <w:p>
+      <w:pPr>
+        <w:pStyle w:val="Textopreformateado"/>
+        <w:bidi w:val="0"/>
+        <w:spacing w:before="0" w:after="0"/>
+        <w:jc w:val="left"/>
+        <w:rPr/>
+      </w:pPr>
+      <w:r>
+        <w:rPr/>
+        <w:t xml:space="preserve">  </w:t>
+      </w:r>
+      <w:r>
+        <w:rPr/>
+        <w:t>const { data: newContact } = await supabase</w:t>
+      </w:r>
+    </w:p>
+    <w:p>
+      <w:pPr>
+        <w:pStyle w:val="Textopreformateado"/>
+        <w:bidi w:val="0"/>
+        <w:spacing w:before="0" w:after="0"/>
+        <w:jc w:val="left"/>
+        <w:rPr/>
+      </w:pPr>
+      <w:r>
+        <w:rPr/>
+        <w:t xml:space="preserve">    </w:t>
+      </w:r>
+      <w:r>
+        <w:rPr/>
+        <w:t>.from('crm_contacts')</w:t>
+      </w:r>
+    </w:p>
+    <w:p>
+      <w:pPr>
+        <w:pStyle w:val="Textopreformateado"/>
+        <w:bidi w:val="0"/>
+        <w:spacing w:before="0" w:after="0"/>
+        <w:jc w:val="left"/>
+        <w:rPr/>
+      </w:pPr>
+      <w:r>
+        <w:rPr/>
+        <w:t xml:space="preserve">    </w:t>
+      </w:r>
+      <w:r>
+        <w:rPr/>
+        <w:t>.insert({</w:t>
+      </w:r>
+    </w:p>
+    <w:p>
+      <w:pPr>
+        <w:pStyle w:val="Textopreformateado"/>
+        <w:bidi w:val="0"/>
+        <w:spacing w:before="0" w:after="0"/>
+        <w:jc w:val="left"/>
+        <w:rPr/>
+      </w:pPr>
+      <w:r>
+        <w:rPr/>
+        <w:t xml:space="preserve">      </w:t>
+      </w:r>
+      <w:r>
+        <w:rPr/>
+        <w:t>name: body.name,</w:t>
+      </w:r>
+    </w:p>
+    <w:p>
+      <w:pPr>
+        <w:pStyle w:val="Textopreformateado"/>
+        <w:bidi w:val="0"/>
+        <w:spacing w:before="0" w:after="0"/>
+        <w:jc w:val="left"/>
+        <w:rPr/>
+      </w:pPr>
+      <w:r>
+        <w:rPr/>
+        <w:t xml:space="preserve">      </w:t>
+      </w:r>
+      <w:r>
+        <w:rPr/>
+        <w:t>email: body.email,</w:t>
+      </w:r>
+    </w:p>
+    <w:p>
+      <w:pPr>
+        <w:pStyle w:val="Textopreformateado"/>
+        <w:bidi w:val="0"/>
+        <w:spacing w:before="0" w:after="0"/>
+        <w:jc w:val="left"/>
+        <w:rPr/>
+      </w:pPr>
+      <w:r>
+        <w:rPr/>
+        <w:t xml:space="preserve">      </w:t>
+      </w:r>
+      <w:r>
+        <w:rPr/>
+        <w:t>phone: body.phone,</w:t>
+      </w:r>
+    </w:p>
+    <w:p>
+      <w:pPr>
+        <w:pStyle w:val="Textopreformateado"/>
+        <w:bidi w:val="0"/>
+        <w:spacing w:before="0" w:after="0"/>
+        <w:jc w:val="left"/>
+        <w:rPr/>
+      </w:pPr>
+      <w:r>
+        <w:rPr/>
+        <w:t xml:space="preserve">      </w:t>
+      </w:r>
+      <w:r>
+        <w:rPr/>
+        <w:t>business: body.business,</w:t>
+      </w:r>
+    </w:p>
+    <w:p>
+      <w:pPr>
+        <w:pStyle w:val="Textopreformateado"/>
+        <w:bidi w:val="0"/>
+        <w:spacing w:before="0" w:after="0"/>
+        <w:jc w:val="left"/>
+        <w:rPr/>
+      </w:pPr>
+      <w:r>
+        <w:rPr/>
+        <w:t xml:space="preserve">      </w:t>
+      </w:r>
+      <w:r>
+        <w:rPr/>
+        <w:t>structure: body.structure,</w:t>
+      </w:r>
+    </w:p>
+    <w:p>
+      <w:pPr>
+        <w:pStyle w:val="Textopreformateado"/>
+        <w:bidi w:val="0"/>
+        <w:spacing w:before="0" w:after="0"/>
+        <w:jc w:val="left"/>
+        <w:rPr/>
+      </w:pPr>
+      <w:r>
+        <w:rPr/>
+        <w:t xml:space="preserve">    </w:t>
+      </w:r>
+      <w:r>
+        <w:rPr/>
+        <w:t>})</w:t>
+      </w:r>
+    </w:p>
+    <w:p>
+      <w:pPr>
+        <w:pStyle w:val="Textopreformateado"/>
+        <w:bidi w:val="0"/>
+        <w:spacing w:before="0" w:after="0"/>
+        <w:jc w:val="left"/>
+        <w:rPr/>
+      </w:pPr>
+      <w:r>
+        <w:rPr/>
+        <w:t xml:space="preserve">    </w:t>
+      </w:r>
+      <w:r>
+        <w:rPr/>
+        <w:t>.select()</w:t>
+      </w:r>
+    </w:p>
+    <w:p>
+      <w:pPr>
+        <w:pStyle w:val="Textopreformateado"/>
+        <w:bidi w:val="0"/>
+        <w:spacing w:before="0" w:after="0"/>
+        <w:jc w:val="left"/>
+        <w:rPr/>
+      </w:pPr>
+      <w:r>
+        <w:rPr/>
+        <w:t xml:space="preserve">    </w:t>
+      </w:r>
+      <w:r>
+        <w:rPr/>
+        <w:t>.single()</w:t>
+      </w:r>
+    </w:p>
+    <w:p>
+      <w:pPr>
+        <w:pStyle w:val="Textopreformateado"/>
+        <w:bidi w:val="0"/>
+        <w:spacing w:before="0" w:after="0"/>
+        <w:jc w:val="left"/>
+        <w:rPr/>
+      </w:pPr>
+      <w:r>
+        <w:rPr/>
+        <w:t xml:space="preserve">  </w:t>
+      </w:r>
+      <w:r>
+        <w:rPr/>
+        <w:t>contactId = newContact.id</w:t>
+      </w:r>
+    </w:p>
+    <w:p>
+      <w:pPr>
+        <w:pStyle w:val="Textopreformateado"/>
+        <w:bidi w:val="0"/>
+        <w:spacing w:before="0" w:after="0"/>
+        <w:jc w:val="left"/>
+        <w:rPr/>
+      </w:pPr>
+      <w:r>
+        <w:rPr/>
+        <w:t>}</w:t>
+      </w:r>
+    </w:p>
+    <w:p>
+      <w:pPr>
+        <w:pStyle w:val="Textopreformateado"/>
+        <w:bidi w:val="0"/>
+        <w:spacing w:before="0" w:after="0"/>
+        <w:jc w:val="left"/>
+        <w:rPr/>
+      </w:pPr>
+      <w:r>
+        <w:rPr/>
+        <w:t>// 2. crear lead</w:t>
+      </w:r>
+    </w:p>
+    <w:p>
+      <w:pPr>
+        <w:pStyle w:val="Textopreformateado"/>
+        <w:bidi w:val="0"/>
+        <w:spacing w:before="0" w:after="0"/>
+        <w:jc w:val="left"/>
+        <w:rPr/>
+      </w:pPr>
+      <w:r>
+        <w:rPr/>
+        <w:t>const { data: lead } = await supabase</w:t>
+      </w:r>
+    </w:p>
+    <w:p>
+      <w:pPr>
+        <w:pStyle w:val="Textopreformateado"/>
+        <w:bidi w:val="0"/>
+        <w:spacing w:before="0" w:after="0"/>
+        <w:jc w:val="left"/>
+        <w:rPr/>
+      </w:pPr>
+      <w:r>
+        <w:rPr/>
+        <w:t xml:space="preserve">  </w:t>
+      </w:r>
+      <w:r>
+        <w:rPr/>
+        <w:t>.from('crm_leads')</w:t>
+      </w:r>
+    </w:p>
+    <w:p>
+      <w:pPr>
+        <w:pStyle w:val="Textopreformateado"/>
+        <w:bidi w:val="0"/>
+        <w:spacing w:before="0" w:after="0"/>
+        <w:jc w:val="left"/>
+        <w:rPr/>
+      </w:pPr>
+      <w:r>
+        <w:rPr/>
+        <w:t xml:space="preserve">  </w:t>
+      </w:r>
+      <w:r>
+        <w:rPr/>
+        <w:t>.insert({</w:t>
+      </w:r>
+    </w:p>
+    <w:p>
+      <w:pPr>
+        <w:pStyle w:val="Textopreformateado"/>
+        <w:bidi w:val="0"/>
+        <w:spacing w:before="0" w:after="0"/>
+        <w:jc w:val="left"/>
+        <w:rPr/>
+      </w:pPr>
+      <w:r>
+        <w:rPr/>
+        <w:t xml:space="preserve">    </w:t>
+      </w:r>
+      <w:r>
+        <w:rPr/>
+        <w:t>contact_id: contactId,</w:t>
+      </w:r>
+    </w:p>
+    <w:p>
+      <w:pPr>
+        <w:pStyle w:val="Textopreformateado"/>
+        <w:bidi w:val="0"/>
+        <w:spacing w:before="0" w:after="0"/>
+        <w:jc w:val="left"/>
+        <w:rPr/>
+      </w:pPr>
+      <w:r>
+        <w:rPr/>
+        <w:t xml:space="preserve">    </w:t>
+      </w:r>
+      <w:r>
+        <w:rPr/>
+        <w:t>source: 'web_form',</w:t>
+      </w:r>
+    </w:p>
+    <w:p>
+      <w:pPr>
+        <w:pStyle w:val="Textopreformateado"/>
+        <w:bidi w:val="0"/>
+        <w:spacing w:before="0" w:after="0"/>
+        <w:jc w:val="left"/>
+        <w:rPr/>
+      </w:pPr>
+      <w:r>
+        <w:rPr/>
+        <w:t xml:space="preserve">    </w:t>
+      </w:r>
+      <w:r>
+        <w:rPr/>
+        <w:t>request_type: body.requestType,</w:t>
+      </w:r>
+    </w:p>
+    <w:p>
+      <w:pPr>
+        <w:pStyle w:val="Textopreformateado"/>
+        <w:bidi w:val="0"/>
+        <w:spacing w:before="0" w:after="0"/>
+        <w:jc w:val="left"/>
+        <w:rPr/>
+      </w:pPr>
+      <w:r>
+        <w:rPr/>
+        <w:t xml:space="preserve">    </w:t>
+      </w:r>
+      <w:r>
+        <w:rPr/>
+        <w:t>accommodations: body.accommodations,</w:t>
+      </w:r>
+    </w:p>
+    <w:p>
+      <w:pPr>
+        <w:pStyle w:val="Textopreformateado"/>
+        <w:bidi w:val="0"/>
+        <w:spacing w:before="0" w:after="0"/>
+        <w:jc w:val="left"/>
+        <w:rPr/>
+      </w:pPr>
+      <w:r>
+        <w:rPr/>
+        <w:t xml:space="preserve">    </w:t>
+      </w:r>
+      <w:r>
+        <w:rPr/>
+        <w:t>plan: body.plan,</w:t>
+      </w:r>
+    </w:p>
+    <w:p>
+      <w:pPr>
+        <w:pStyle w:val="Textopreformateado"/>
+        <w:bidi w:val="0"/>
+        <w:spacing w:before="0" w:after="0"/>
+        <w:jc w:val="left"/>
+        <w:rPr/>
+      </w:pPr>
+      <w:r>
+        <w:rPr/>
+        <w:t xml:space="preserve">    </w:t>
+      </w:r>
+      <w:r>
+        <w:rPr/>
+        <w:t>message: body.message,</w:t>
+      </w:r>
+    </w:p>
+    <w:p>
+      <w:pPr>
+        <w:pStyle w:val="Textopreformateado"/>
+        <w:bidi w:val="0"/>
+        <w:spacing w:before="0" w:after="0"/>
+        <w:jc w:val="left"/>
+        <w:rPr/>
+      </w:pPr>
+      <w:r>
+        <w:rPr/>
+        <w:t xml:space="preserve">  </w:t>
+      </w:r>
+      <w:r>
+        <w:rPr/>
+        <w:t>})</w:t>
+      </w:r>
+    </w:p>
+    <w:p>
+      <w:pPr>
+        <w:pStyle w:val="Textopreformateado"/>
+        <w:bidi w:val="0"/>
+        <w:spacing w:before="0" w:after="0"/>
+        <w:jc w:val="left"/>
+        <w:rPr/>
+      </w:pPr>
+      <w:r>
+        <w:rPr/>
+        <w:t xml:space="preserve">  </w:t>
+      </w:r>
+      <w:r>
+        <w:rPr/>
+        <w:t>.select()</w:t>
+      </w:r>
+    </w:p>
+    <w:p>
+      <w:pPr>
+        <w:pStyle w:val="Textopreformateado"/>
+        <w:bidi w:val="0"/>
+        <w:spacing w:before="0" w:after="0"/>
+        <w:jc w:val="left"/>
+        <w:rPr/>
+      </w:pPr>
+      <w:r>
+        <w:rPr/>
+        <w:t xml:space="preserve">  </w:t>
+      </w:r>
+      <w:r>
+        <w:rPr/>
+        <w:t>.single()</w:t>
+      </w:r>
+    </w:p>
+    <w:p>
+      <w:pPr>
+        <w:pStyle w:val="Textopreformateado"/>
+        <w:bidi w:val="0"/>
+        <w:spacing w:before="0" w:after="0"/>
+        <w:jc w:val="left"/>
+        <w:rPr/>
+      </w:pPr>
+      <w:r>
+        <w:rPr/>
+        <w:t>// 3. guardar email</w:t>
+      </w:r>
+    </w:p>
+    <w:p>
+      <w:pPr>
+        <w:pStyle w:val="Textopreformateado"/>
+        <w:bidi w:val="0"/>
+        <w:spacing w:before="0" w:after="0"/>
+        <w:jc w:val="left"/>
+        <w:rPr/>
+      </w:pPr>
+      <w:r>
+        <w:rPr/>
+        <w:t>await supabase.from('crm_emails').insert({</w:t>
+      </w:r>
+    </w:p>
+    <w:p>
+      <w:pPr>
+        <w:pStyle w:val="Textopreformateado"/>
+        <w:bidi w:val="0"/>
+        <w:spacing w:before="0" w:after="0"/>
+        <w:jc w:val="left"/>
+        <w:rPr/>
+      </w:pPr>
+      <w:r>
+        <w:rPr/>
+        <w:t xml:space="preserve">  </w:t>
+      </w:r>
+      <w:r>
+        <w:rPr/>
+        <w:t>contact_id: contactId,</w:t>
+      </w:r>
+    </w:p>
+    <w:p>
+      <w:pPr>
+        <w:pStyle w:val="Textopreformateado"/>
+        <w:bidi w:val="0"/>
+        <w:spacing w:before="0" w:after="0"/>
+        <w:jc w:val="left"/>
+        <w:rPr/>
+      </w:pPr>
+      <w:r>
+        <w:rPr/>
+        <w:t xml:space="preserve">  </w:t>
+      </w:r>
+      <w:r>
+        <w:rPr/>
+        <w:t>lead_id: lead.id,</w:t>
+      </w:r>
+    </w:p>
+    <w:p>
+      <w:pPr>
+        <w:pStyle w:val="Textopreformateado"/>
+        <w:bidi w:val="0"/>
+        <w:spacing w:before="0" w:after="0"/>
+        <w:jc w:val="left"/>
+        <w:rPr/>
+      </w:pPr>
+      <w:r>
+        <w:rPr/>
+        <w:t xml:space="preserve">  </w:t>
+      </w:r>
+      <w:r>
+        <w:rPr/>
+        <w:t>direction: 'outbound',</w:t>
+      </w:r>
+    </w:p>
+    <w:p>
+      <w:pPr>
+        <w:pStyle w:val="Textopreformateado"/>
+        <w:bidi w:val="0"/>
+        <w:spacing w:before="0" w:after="0"/>
+        <w:jc w:val="left"/>
+        <w:rPr/>
+      </w:pPr>
+      <w:r>
+        <w:rPr/>
+        <w:t xml:space="preserve">  </w:t>
+      </w:r>
+      <w:r>
+        <w:rPr/>
+        <w:t>subject,</w:t>
+      </w:r>
+    </w:p>
+    <w:p>
+      <w:pPr>
+        <w:pStyle w:val="Textopreformateado"/>
+        <w:bidi w:val="0"/>
+        <w:spacing w:before="0" w:after="0"/>
+        <w:jc w:val="left"/>
+        <w:rPr/>
+      </w:pPr>
+      <w:r>
+        <w:rPr/>
+        <w:t xml:space="preserve">  </w:t>
+      </w:r>
+      <w:r>
+        <w:rPr/>
+        <w:t>body: html,</w:t>
+      </w:r>
+    </w:p>
+    <w:p>
+      <w:pPr>
+        <w:pStyle w:val="Textopreformateado"/>
+        <w:bidi w:val="0"/>
+        <w:spacing w:before="0" w:after="0"/>
+        <w:jc w:val="left"/>
+        <w:rPr/>
+      </w:pPr>
+      <w:r>
+        <w:rPr/>
+        <w:t xml:space="preserve">  </w:t>
+      </w:r>
+      <w:r>
+        <w:rPr/>
+        <w:t>from_email: 'noreply@staynexapp.com',</w:t>
+      </w:r>
+    </w:p>
+    <w:p>
+      <w:pPr>
+        <w:pStyle w:val="Textopreformateado"/>
+        <w:bidi w:val="0"/>
+        <w:spacing w:before="0" w:after="0"/>
+        <w:jc w:val="left"/>
+        <w:rPr/>
+      </w:pPr>
+      <w:r>
+        <w:rPr/>
+        <w:t xml:space="preserve">  </w:t>
+      </w:r>
+      <w:r>
+        <w:rPr/>
+        <w:t>to_email: 'contacto@staynexapp.com',</w:t>
+      </w:r>
+    </w:p>
+    <w:p>
+      <w:pPr>
+        <w:pStyle w:val="Textopreformateado"/>
+        <w:bidi w:val="0"/>
+        <w:spacing w:before="0" w:after="0"/>
+        <w:jc w:val="left"/>
+        <w:rPr/>
+      </w:pPr>
+      <w:r>
+        <w:rPr/>
+        <w:t xml:space="preserve">  </w:t>
+      </w:r>
+      <w:r>
+        <w:rPr/>
+        <w:t>status: 'sent',</w:t>
+      </w:r>
+    </w:p>
+    <w:p>
+      <w:pPr>
+        <w:pStyle w:val="Textopreformateado"/>
+        <w:bidi w:val="0"/>
+        <w:spacing w:before="0" w:after="0"/>
+        <w:jc w:val="left"/>
+        <w:rPr/>
+      </w:pPr>
+      <w:r>
+        <w:rPr/>
+        <w:t xml:space="preserve">  </w:t>
+      </w:r>
+      <w:r>
+        <w:rPr/>
+        <w:t>provider: 'resend',</w:t>
+      </w:r>
+    </w:p>
+    <w:p>
+      <w:pPr>
+        <w:pStyle w:val="Textopreformateado"/>
+        <w:bidi w:val="0"/>
+        <w:spacing w:before="0" w:after="0"/>
+        <w:jc w:val="left"/>
+        <w:rPr/>
+      </w:pPr>
+      <w:r>
+        <w:rPr/>
+        <w:t xml:space="preserve">  </w:t>
+      </w:r>
+      <w:r>
+        <w:rPr/>
+        <w:t>provider_id: data?.id,</w:t>
+      </w:r>
+    </w:p>
+    <w:p>
+      <w:pPr>
+        <w:pStyle w:val="Textopreformateado"/>
+        <w:bidi w:val="0"/>
+        <w:spacing w:before="0" w:after="0"/>
+        <w:jc w:val="left"/>
+        <w:rPr/>
+      </w:pPr>
+      <w:r>
+        <w:rPr/>
+        <w:t>})</w:t>
+      </w:r>
+    </w:p>
+    <w:p>
+      <w:pPr>
+        <w:sectPr>
+          <w:type w:val="continuous"/>
+          <w:pgSz w:w="11906" w:h="16838"/>
+          <w:pgMar w:left="1134" w:right="1134" w:gutter="0" w:header="0" w:top="1134" w:footer="0" w:bottom="1134"/>
+          <w:formProt w:val="false"/>
+          <w:textDirection w:val="lrTb"/>
+          <w:docGrid w:type="default" w:linePitch="100" w:charSpace="0"/>
+        </w:sectPr>
+      </w:pPr>
+    </w:p>
+    <w:p>
+      <w:pPr>
+        <w:pStyle w:val="Lneahorizontal"/>
+        <w:suppressLineNumbers/>
+        <w:pBdr>
+          <w:bottom w:val="double" w:sz="2" w:space="0" w:color="808080"/>
+        </w:pBdr>
+        <w:bidi w:val="0"/>
+        <w:spacing w:before="0" w:after="283"/>
+        <w:jc w:val="left"/>
+        <w:rPr/>
+      </w:pPr>
+      <w:r>
+        <w:rPr/>
+      </w:r>
+    </w:p>
+    <w:p>
+      <w:pPr>
         <w:pStyle w:val="Ttulo1"/>
         <w:bidi w:val="0"/>
         <w:jc w:val="left"/>
@@ -2617,7 +2615,6 @@
           <w:numId w:val="4"/>
         </w:numPr>
         <w:tabs>
-          <w:tab w:val="clear" w:pos="709"/>
           <w:tab w:val="left" w:pos="709" w:leader="none"/>
         </w:tabs>
         <w:bidi w:val="0"/>
@@ -2639,7 +2636,6 @@
           <w:numId w:val="4"/>
         </w:numPr>
         <w:tabs>
-          <w:tab w:val="clear" w:pos="709"/>
           <w:tab w:val="left" w:pos="709" w:leader="none"/>
         </w:tabs>
         <w:bidi w:val="0"/>
@@ -2661,7 +2657,6 @@
           <w:numId w:val="4"/>
         </w:numPr>
         <w:tabs>
-          <w:tab w:val="clear" w:pos="709"/>
           <w:tab w:val="left" w:pos="709" w:leader="none"/>
         </w:tabs>
         <w:bidi w:val="0"/>
@@ -2683,7 +2678,6 @@
           <w:numId w:val="4"/>
         </w:numPr>
         <w:tabs>
-          <w:tab w:val="clear" w:pos="709"/>
           <w:tab w:val="left" w:pos="709" w:leader="none"/>
         </w:tabs>
         <w:bidi w:val="0"/>
@@ -2731,7 +2725,6 @@
           <w:numId w:val="5"/>
         </w:numPr>
         <w:tabs>
-          <w:tab w:val="clear" w:pos="709"/>
           <w:tab w:val="left" w:pos="709" w:leader="none"/>
         </w:tabs>
         <w:bidi w:val="0"/>
@@ -2753,7 +2746,6 @@
           <w:numId w:val="5"/>
         </w:numPr>
         <w:tabs>
-          <w:tab w:val="clear" w:pos="709"/>
           <w:tab w:val="left" w:pos="709" w:leader="none"/>
         </w:tabs>
         <w:bidi w:val="0"/>
@@ -2775,7 +2767,6 @@
           <w:numId w:val="5"/>
         </w:numPr>
         <w:tabs>
-          <w:tab w:val="clear" w:pos="709"/>
           <w:tab w:val="left" w:pos="709" w:leader="none"/>
         </w:tabs>
         <w:bidi w:val="0"/>
@@ -2797,7 +2788,6 @@
           <w:numId w:val="5"/>
         </w:numPr>
         <w:tabs>
-          <w:tab w:val="clear" w:pos="709"/>
           <w:tab w:val="left" w:pos="709" w:leader="none"/>
         </w:tabs>
         <w:bidi w:val="0"/>
@@ -2819,7 +2809,6 @@
           <w:numId w:val="5"/>
         </w:numPr>
         <w:tabs>
-          <w:tab w:val="clear" w:pos="709"/>
           <w:tab w:val="left" w:pos="709" w:leader="none"/>
         </w:tabs>
         <w:bidi w:val="0"/>
@@ -2873,7 +2862,7 @@
       </w:r>
       <w:r>
         <w:rPr>
-          <w:rStyle w:val="Destaquemayor"/>
+          <w:rStyle w:val="Strong"/>
         </w:rPr>
         <w:t>crm_contacts ≠ saas_clients</w:t>
       </w:r>
@@ -2886,7 +2875,6 @@
           <w:numId w:val="6"/>
         </w:numPr>
         <w:tabs>
-          <w:tab w:val="clear" w:pos="709"/>
           <w:tab w:val="left" w:pos="709" w:leader="none"/>
         </w:tabs>
         <w:bidi w:val="0"/>
@@ -2908,7 +2896,6 @@
           <w:numId w:val="6"/>
         </w:numPr>
         <w:tabs>
-          <w:tab w:val="clear" w:pos="709"/>
           <w:tab w:val="left" w:pos="709" w:leader="none"/>
         </w:tabs>
         <w:bidi w:val="0"/>
@@ -2987,13 +2974,164 @@
         <w:t>re_P9xoTriZ_LS4HXfWpdBPu6hix4i71FSXm</w:t>
       </w:r>
     </w:p>
+    <w:p>
+      <w:pPr>
+        <w:pStyle w:val="Cuerpodetexto"/>
+        <w:bidi w:val="0"/>
+        <w:spacing w:lineRule="auto" w:line="276" w:before="0" w:after="140"/>
+        <w:jc w:val="left"/>
+        <w:rPr/>
+      </w:pPr>
+      <w:r>
+        <w:rPr/>
+      </w:r>
+    </w:p>
+    <w:p>
+      <w:pPr>
+        <w:pStyle w:val="Cuerpodetexto"/>
+        <w:bidi w:val="0"/>
+        <w:spacing w:lineRule="auto" w:line="276" w:before="0" w:after="140"/>
+        <w:jc w:val="left"/>
+        <w:rPr/>
+      </w:pPr>
+      <w:r>
+        <w:rPr/>
+      </w:r>
+    </w:p>
+    <w:p>
+      <w:pPr>
+        <w:pStyle w:val="Cuerpodetexto"/>
+        <w:bidi w:val="0"/>
+        <w:spacing w:lineRule="auto" w:line="276" w:before="0" w:after="140"/>
+        <w:jc w:val="left"/>
+        <w:rPr/>
+      </w:pPr>
+      <w:r>
+        <w:rPr/>
+        <w:t>antes de cambiar a VERCEL</w:t>
+      </w:r>
+    </w:p>
+    <w:p>
+      <w:pPr>
+        <w:pStyle w:val="Cuerpodetexto"/>
+        <w:bidi w:val="0"/>
+        <w:spacing w:lineRule="auto" w:line="276" w:before="0" w:after="140"/>
+        <w:jc w:val="left"/>
+        <w:rPr/>
+      </w:pPr>
+      <w:r>
+        <w:rPr/>
+        <w:drawing>
+          <wp:anchor behindDoc="0" distT="0" distB="0" distL="0" distR="0" simplePos="0" locked="0" layoutInCell="0" allowOverlap="1" relativeHeight="2">
+            <wp:simplePos x="0" y="0"/>
+            <wp:positionH relativeFrom="column">
+              <wp:posOffset>0</wp:posOffset>
+            </wp:positionH>
+            <wp:positionV relativeFrom="paragraph">
+              <wp:posOffset>40640</wp:posOffset>
+            </wp:positionV>
+            <wp:extent cx="6120130" cy="3442335"/>
+            <wp:effectExtent l="0" t="0" r="0" b="0"/>
+            <wp:wrapSquare wrapText="largest"/>
+            <wp:docPr id="1" name="Imagen1" descr=""/>
+            <wp:cNvGraphicFramePr>
+              <a:graphicFrameLocks xmlns:a="http://schemas.openxmlformats.org/drawingml/2006/main" noChangeAspect="1"/>
+            </wp:cNvGraphicFramePr>
+            <a:graphic xmlns:a="http://schemas.openxmlformats.org/drawingml/2006/main">
+              <a:graphicData uri="http://schemas.openxmlformats.org/drawingml/2006/picture">
+                <pic:pic xmlns:pic="http://schemas.openxmlformats.org/drawingml/2006/picture">
+                  <pic:nvPicPr>
+                    <pic:cNvPr id="1" name="Imagen1" descr=""/>
+                    <pic:cNvPicPr>
+                      <a:picLocks noChangeAspect="1" noChangeArrowheads="1"/>
+                    </pic:cNvPicPr>
+                  </pic:nvPicPr>
+                  <pic:blipFill>
+                    <a:blip r:embed="rId2"/>
+                    <a:stretch>
+                      <a:fillRect/>
+                    </a:stretch>
+                  </pic:blipFill>
+                  <pic:spPr bwMode="auto">
+                    <a:xfrm>
+                      <a:off x="0" y="0"/>
+                      <a:ext cx="6120130" cy="3442335"/>
+                    </a:xfrm>
+                    <a:prstGeom prst="rect">
+                      <a:avLst/>
+                    </a:prstGeom>
+                  </pic:spPr>
+                </pic:pic>
+              </a:graphicData>
+            </a:graphic>
+          </wp:anchor>
+        </w:drawing>
+        <w:drawing>
+          <wp:anchor behindDoc="0" distT="0" distB="0" distL="0" distR="0" simplePos="0" locked="0" layoutInCell="0" allowOverlap="1" relativeHeight="3">
+            <wp:simplePos x="0" y="0"/>
+            <wp:positionH relativeFrom="column">
+              <wp:posOffset>83185</wp:posOffset>
+            </wp:positionH>
+            <wp:positionV relativeFrom="paragraph">
+              <wp:posOffset>3657600</wp:posOffset>
+            </wp:positionV>
+            <wp:extent cx="6120130" cy="3442335"/>
+            <wp:effectExtent l="0" t="0" r="0" b="0"/>
+            <wp:wrapSquare wrapText="largest"/>
+            <wp:docPr id="2" name="Imagen2" descr=""/>
+            <wp:cNvGraphicFramePr>
+              <a:graphicFrameLocks xmlns:a="http://schemas.openxmlformats.org/drawingml/2006/main" noChangeAspect="1"/>
+            </wp:cNvGraphicFramePr>
+            <a:graphic xmlns:a="http://schemas.openxmlformats.org/drawingml/2006/main">
+              <a:graphicData uri="http://schemas.openxmlformats.org/drawingml/2006/picture">
+                <pic:pic xmlns:pic="http://schemas.openxmlformats.org/drawingml/2006/picture">
+                  <pic:nvPicPr>
+                    <pic:cNvPr id="2" name="Imagen2" descr=""/>
+                    <pic:cNvPicPr>
+                      <a:picLocks noChangeAspect="1" noChangeArrowheads="1"/>
+                    </pic:cNvPicPr>
+                  </pic:nvPicPr>
+                  <pic:blipFill>
+                    <a:blip r:embed="rId3"/>
+                    <a:stretch>
+                      <a:fillRect/>
+                    </a:stretch>
+                  </pic:blipFill>
+                  <pic:spPr bwMode="auto">
+                    <a:xfrm>
+                      <a:off x="0" y="0"/>
+                      <a:ext cx="6120130" cy="3442335"/>
+                    </a:xfrm>
+                    <a:prstGeom prst="rect">
+                      <a:avLst/>
+                    </a:prstGeom>
+                  </pic:spPr>
+                </pic:pic>
+              </a:graphicData>
+            </a:graphic>
+          </wp:anchor>
+        </w:drawing>
+      </w:r>
+    </w:p>
+    <w:p>
+      <w:pPr>
+        <w:pStyle w:val="Cuerpodetexto"/>
+        <w:bidi w:val="0"/>
+        <w:spacing w:lineRule="auto" w:line="276" w:before="0" w:after="140"/>
+        <w:jc w:val="left"/>
+        <w:rPr/>
+      </w:pPr>
+      <w:r>
+        <w:rPr/>
+      </w:r>
+    </w:p>
     <w:sectPr>
       <w:type w:val="continuous"/>
       <w:pgSz w:w="11906" w:h="16838"/>
       <w:pgMar w:left="1134" w:right="1134" w:gutter="0" w:header="0" w:top="1134" w:footer="0" w:bottom="1134"/>
-      <w:pgNumType w:fmt="decimal"/>
       <w:formProt w:val="false"/>
       <w:textDirection w:val="lrTb"/>
+      <w:docGrid w:type="default" w:linePitch="100" w:charSpace="0"/>
     </w:sectPr>
   </w:body>
 </w:document>
@@ -3826,7 +3964,6 @@
   <w:abstractNum w:abstractNumId="7">
     <w:lvl w:ilvl="0">
       <w:start w:val="1"/>
-      <w:pStyle w:val="Ttulo1"/>
       <w:numFmt w:val="none"/>
       <w:suff w:val="nothing"/>
       <w:lvlText w:val=""/>
@@ -3840,7 +3977,6 @@
     </w:lvl>
     <w:lvl w:ilvl="1">
       <w:start w:val="1"/>
-      <w:pStyle w:val="Ttulo2"/>
       <w:numFmt w:val="none"/>
       <w:suff w:val="nothing"/>
       <w:lvlText w:val=""/>
@@ -3854,7 +3990,6 @@
     </w:lvl>
     <w:lvl w:ilvl="2">
       <w:start w:val="1"/>
-      <w:pStyle w:val="Ttulo3"/>
       <w:numFmt w:val="none"/>
       <w:suff w:val="nothing"/>
       <w:lvlText w:val=""/>
@@ -3983,7 +4118,6 @@
     </w:rPrDefault>
     <w:pPrDefault>
       <w:pPr>
-        <w:widowControl/>
         <w:suppressAutoHyphens w:val="true"/>
       </w:pPr>
     </w:pPrDefault>
@@ -3993,7 +4127,10 @@
     <w:qFormat/>
     <w:pPr>
       <w:widowControl/>
+      <w:suppressAutoHyphens w:val="true"/>
       <w:bidi w:val="0"/>
+      <w:spacing w:before="0" w:after="0"/>
+      <w:jc w:val="left"/>
     </w:pPr>
     <w:rPr>
       <w:rFonts w:ascii="Liberation Serif" w:hAnsi="Liberation Serif" w:eastAsia="NSimSun" w:cs="Lucida Sans"/>
@@ -4055,7 +4192,7 @@
       <w:szCs w:val="28"/>
     </w:rPr>
   </w:style>
-  <w:style w:type="character" w:styleId="Destaquemayor">
+  <w:style w:type="character" w:styleId="Strong">
     <w:name w:val="Strong"/>
     <w:qFormat/>
     <w:rPr>
